--- a/Project2/NguyenVanKien_2310900054_ttcd_prj2.docx
+++ b/Project2/NguyenVanKien_2310900054_ttcd_prj2.docx
@@ -70,29 +70,7 @@
                 <w:sz w:val="26"/>
                 <w:szCs w:val="26"/>
               </w:rPr>
-              <w:t xml:space="preserve">ĐƠN VỊ: Khoa Công </w:t>
-            </w:r>
-            <w:proofErr w:type="spellStart"/>
-            <w:r>
-              <w:rPr>
-                <w:rFonts w:ascii="Times New Roman" w:hAnsi="Times New Roman" w:cs="Times New Roman"/>
-                <w:b/>
-                <w:bCs/>
-                <w:sz w:val="26"/>
-                <w:szCs w:val="26"/>
-              </w:rPr>
-              <w:t>Nghệ</w:t>
-            </w:r>
-            <w:proofErr w:type="spellEnd"/>
-            <w:r>
-              <w:rPr>
-                <w:rFonts w:ascii="Times New Roman" w:hAnsi="Times New Roman" w:cs="Times New Roman"/>
-                <w:b/>
-                <w:bCs/>
-                <w:sz w:val="26"/>
-                <w:szCs w:val="26"/>
-              </w:rPr>
-              <w:t xml:space="preserve"> Thông Tin ……………………………………………</w:t>
+              <w:t>ĐƠN VỊ: Khoa Công Nghệ Thông Tin ……………………………………………</w:t>
             </w:r>
           </w:p>
         </w:tc>
@@ -136,7 +114,6 @@
                 <w:szCs w:val="26"/>
               </w:rPr>
             </w:pPr>
-            <w:proofErr w:type="spellStart"/>
             <w:r>
               <w:rPr>
                 <w:rFonts w:ascii="Times New Roman" w:hAnsi="Times New Roman" w:cs="Times New Roman"/>
@@ -145,97 +122,8 @@
                 <w:sz w:val="26"/>
                 <w:szCs w:val="26"/>
               </w:rPr>
-              <w:t>Độc</w:t>
-            </w:r>
-            <w:proofErr w:type="spellEnd"/>
-            <w:r>
-              <w:rPr>
-                <w:rFonts w:ascii="Times New Roman" w:hAnsi="Times New Roman" w:cs="Times New Roman"/>
-                <w:b/>
-                <w:bCs/>
-                <w:sz w:val="26"/>
-                <w:szCs w:val="26"/>
-              </w:rPr>
-              <w:t xml:space="preserve"> </w:t>
-            </w:r>
-            <w:proofErr w:type="spellStart"/>
-            <w:r>
-              <w:rPr>
-                <w:rFonts w:ascii="Times New Roman" w:hAnsi="Times New Roman" w:cs="Times New Roman"/>
-                <w:b/>
-                <w:bCs/>
-                <w:sz w:val="26"/>
-                <w:szCs w:val="26"/>
-              </w:rPr>
-              <w:t>lập</w:t>
-            </w:r>
-            <w:proofErr w:type="spellEnd"/>
-            <w:r>
-              <w:rPr>
-                <w:rFonts w:ascii="Times New Roman" w:hAnsi="Times New Roman" w:cs="Times New Roman"/>
-                <w:b/>
-                <w:bCs/>
-                <w:sz w:val="26"/>
-                <w:szCs w:val="26"/>
-              </w:rPr>
-              <w:t xml:space="preserve"> – </w:t>
-            </w:r>
-            <w:proofErr w:type="spellStart"/>
-            <w:r>
-              <w:rPr>
-                <w:rFonts w:ascii="Times New Roman" w:hAnsi="Times New Roman" w:cs="Times New Roman"/>
-                <w:b/>
-                <w:bCs/>
-                <w:sz w:val="26"/>
-                <w:szCs w:val="26"/>
-              </w:rPr>
-              <w:t>Tự</w:t>
-            </w:r>
-            <w:proofErr w:type="spellEnd"/>
-            <w:r>
-              <w:rPr>
-                <w:rFonts w:ascii="Times New Roman" w:hAnsi="Times New Roman" w:cs="Times New Roman"/>
-                <w:b/>
-                <w:bCs/>
-                <w:sz w:val="26"/>
-                <w:szCs w:val="26"/>
-              </w:rPr>
-              <w:t xml:space="preserve"> lo – </w:t>
-            </w:r>
-            <w:proofErr w:type="spellStart"/>
-            <w:r>
-              <w:rPr>
-                <w:rFonts w:ascii="Times New Roman" w:hAnsi="Times New Roman" w:cs="Times New Roman"/>
-                <w:b/>
-                <w:bCs/>
-                <w:sz w:val="26"/>
-                <w:szCs w:val="26"/>
-              </w:rPr>
-              <w:t>Hạnh</w:t>
-            </w:r>
-            <w:proofErr w:type="spellEnd"/>
-            <w:r>
-              <w:rPr>
-                <w:rFonts w:ascii="Times New Roman" w:hAnsi="Times New Roman" w:cs="Times New Roman"/>
-                <w:b/>
-                <w:bCs/>
-                <w:sz w:val="26"/>
-                <w:szCs w:val="26"/>
-              </w:rPr>
-              <w:t xml:space="preserve"> </w:t>
-            </w:r>
-            <w:proofErr w:type="spellStart"/>
-            <w:r>
-              <w:rPr>
-                <w:rFonts w:ascii="Times New Roman" w:hAnsi="Times New Roman" w:cs="Times New Roman"/>
-                <w:b/>
-                <w:bCs/>
-                <w:sz w:val="26"/>
-                <w:szCs w:val="26"/>
-              </w:rPr>
-              <w:t>phúc</w:t>
-            </w:r>
-            <w:proofErr w:type="spellEnd"/>
+              <w:t>Độc lập – Tự lo – Hạnh phúc</w:t>
+            </w:r>
           </w:p>
         </w:tc>
       </w:tr>
@@ -279,51 +167,7 @@
           <w:szCs w:val="26"/>
         </w:rPr>
         <w:br/>
-        <w:t xml:space="preserve">TTCĐ + </w:t>
-      </w:r>
-      <w:proofErr w:type="spellStart"/>
-      <w:r>
-        <w:rPr>
-          <w:rFonts w:ascii="Times New Roman" w:hAnsi="Times New Roman" w:cs="Times New Roman"/>
-          <w:b/>
-          <w:bCs/>
-          <w:sz w:val="26"/>
-          <w:szCs w:val="26"/>
-        </w:rPr>
-        <w:t>Đồ</w:t>
-      </w:r>
-      <w:proofErr w:type="spellEnd"/>
-      <w:r>
-        <w:rPr>
-          <w:rFonts w:ascii="Times New Roman" w:hAnsi="Times New Roman" w:cs="Times New Roman"/>
-          <w:b/>
-          <w:bCs/>
-          <w:sz w:val="26"/>
-          <w:szCs w:val="26"/>
-        </w:rPr>
-        <w:t xml:space="preserve"> </w:t>
-      </w:r>
-      <w:proofErr w:type="spellStart"/>
-      <w:r>
-        <w:rPr>
-          <w:rFonts w:ascii="Times New Roman" w:hAnsi="Times New Roman" w:cs="Times New Roman"/>
-          <w:b/>
-          <w:bCs/>
-          <w:sz w:val="26"/>
-          <w:szCs w:val="26"/>
-        </w:rPr>
-        <w:t>Án</w:t>
-      </w:r>
-      <w:proofErr w:type="spellEnd"/>
-      <w:r>
-        <w:rPr>
-          <w:rFonts w:ascii="Times New Roman" w:hAnsi="Times New Roman" w:cs="Times New Roman"/>
-          <w:b/>
-          <w:bCs/>
-          <w:sz w:val="26"/>
-          <w:szCs w:val="26"/>
-        </w:rPr>
-        <w:t xml:space="preserve"> 2</w:t>
+        <w:t>TTCĐ + Đồ Án 2</w:t>
       </w:r>
     </w:p>
     <w:p>
@@ -338,95 +182,13 @@
           <w:szCs w:val="26"/>
         </w:rPr>
       </w:pPr>
-      <w:proofErr w:type="spellStart"/>
       <w:r>
         <w:rPr>
           <w:rFonts w:ascii="Times New Roman" w:hAnsi="Times New Roman" w:cs="Times New Roman"/>
           <w:sz w:val="26"/>
           <w:szCs w:val="26"/>
         </w:rPr>
-        <w:t>Họ</w:t>
-      </w:r>
-      <w:proofErr w:type="spellEnd"/>
-      <w:r>
-        <w:rPr>
-          <w:rFonts w:ascii="Times New Roman" w:hAnsi="Times New Roman" w:cs="Times New Roman"/>
-          <w:sz w:val="26"/>
-          <w:szCs w:val="26"/>
-        </w:rPr>
-        <w:t xml:space="preserve"> </w:t>
-      </w:r>
-      <w:proofErr w:type="spellStart"/>
-      <w:r>
-        <w:rPr>
-          <w:rFonts w:ascii="Times New Roman" w:hAnsi="Times New Roman" w:cs="Times New Roman"/>
-          <w:sz w:val="26"/>
-          <w:szCs w:val="26"/>
-        </w:rPr>
-        <w:t>và</w:t>
-      </w:r>
-      <w:proofErr w:type="spellEnd"/>
-      <w:r>
-        <w:rPr>
-          <w:rFonts w:ascii="Times New Roman" w:hAnsi="Times New Roman" w:cs="Times New Roman"/>
-          <w:sz w:val="26"/>
-          <w:szCs w:val="26"/>
-        </w:rPr>
-        <w:t xml:space="preserve"> </w:t>
-      </w:r>
-      <w:proofErr w:type="spellStart"/>
-      <w:r>
-        <w:rPr>
-          <w:rFonts w:ascii="Times New Roman" w:hAnsi="Times New Roman" w:cs="Times New Roman"/>
-          <w:sz w:val="26"/>
-          <w:szCs w:val="26"/>
-        </w:rPr>
-        <w:t>tên</w:t>
-      </w:r>
-      <w:proofErr w:type="spellEnd"/>
-      <w:r>
-        <w:rPr>
-          <w:rFonts w:ascii="Times New Roman" w:hAnsi="Times New Roman" w:cs="Times New Roman"/>
-          <w:sz w:val="26"/>
-          <w:szCs w:val="26"/>
-        </w:rPr>
-        <w:t xml:space="preserve"> </w:t>
-      </w:r>
-      <w:proofErr w:type="spellStart"/>
-      <w:r>
-        <w:rPr>
-          <w:rFonts w:ascii="Times New Roman" w:hAnsi="Times New Roman" w:cs="Times New Roman"/>
-          <w:sz w:val="26"/>
-          <w:szCs w:val="26"/>
-        </w:rPr>
-        <w:t>sinh</w:t>
-      </w:r>
-      <w:proofErr w:type="spellEnd"/>
-      <w:r>
-        <w:rPr>
-          <w:rFonts w:ascii="Times New Roman" w:hAnsi="Times New Roman" w:cs="Times New Roman"/>
-          <w:sz w:val="26"/>
-          <w:szCs w:val="26"/>
-        </w:rPr>
-        <w:t xml:space="preserve"> </w:t>
-      </w:r>
-      <w:proofErr w:type="spellStart"/>
-      <w:r>
-        <w:rPr>
-          <w:rFonts w:ascii="Times New Roman" w:hAnsi="Times New Roman" w:cs="Times New Roman"/>
-          <w:sz w:val="26"/>
-          <w:szCs w:val="26"/>
-        </w:rPr>
-        <w:t>viên</w:t>
-      </w:r>
-      <w:proofErr w:type="spellEnd"/>
-      <w:r>
-        <w:rPr>
-          <w:rFonts w:ascii="Times New Roman" w:hAnsi="Times New Roman" w:cs="Times New Roman"/>
-          <w:sz w:val="26"/>
-          <w:szCs w:val="26"/>
-        </w:rPr>
-        <w:t>:</w:t>
+        <w:t>Họ và tên sinh viên:</w:t>
       </w:r>
       <w:r>
         <w:rPr>
@@ -452,60 +214,7 @@
           <w:szCs w:val="26"/>
         </w:rPr>
         <w:tab/>
-      </w:r>
-      <w:proofErr w:type="spellStart"/>
-      <w:r>
-        <w:rPr>
-          <w:rFonts w:ascii="Times New Roman" w:hAnsi="Times New Roman" w:cs="Times New Roman"/>
-          <w:sz w:val="26"/>
-          <w:szCs w:val="26"/>
-        </w:rPr>
-        <w:t>Mã</w:t>
-      </w:r>
-      <w:proofErr w:type="spellEnd"/>
-      <w:r>
-        <w:rPr>
-          <w:rFonts w:ascii="Times New Roman" w:hAnsi="Times New Roman" w:cs="Times New Roman"/>
-          <w:sz w:val="26"/>
-          <w:szCs w:val="26"/>
-        </w:rPr>
-        <w:t xml:space="preserve"> </w:t>
-      </w:r>
-      <w:proofErr w:type="spellStart"/>
-      <w:r>
-        <w:rPr>
-          <w:rFonts w:ascii="Times New Roman" w:hAnsi="Times New Roman" w:cs="Times New Roman"/>
-          <w:sz w:val="26"/>
-          <w:szCs w:val="26"/>
-        </w:rPr>
-        <w:t>sinh</w:t>
-      </w:r>
-      <w:proofErr w:type="spellEnd"/>
-      <w:r>
-        <w:rPr>
-          <w:rFonts w:ascii="Times New Roman" w:hAnsi="Times New Roman" w:cs="Times New Roman"/>
-          <w:sz w:val="26"/>
-          <w:szCs w:val="26"/>
-        </w:rPr>
-        <w:t xml:space="preserve"> </w:t>
-      </w:r>
-      <w:proofErr w:type="spellStart"/>
-      <w:r>
-        <w:rPr>
-          <w:rFonts w:ascii="Times New Roman" w:hAnsi="Times New Roman" w:cs="Times New Roman"/>
-          <w:sz w:val="26"/>
-          <w:szCs w:val="26"/>
-        </w:rPr>
-        <w:t>viên</w:t>
-      </w:r>
-      <w:proofErr w:type="spellEnd"/>
-      <w:r>
-        <w:rPr>
-          <w:rFonts w:ascii="Times New Roman" w:hAnsi="Times New Roman" w:cs="Times New Roman"/>
-          <w:sz w:val="26"/>
-          <w:szCs w:val="26"/>
-        </w:rPr>
-        <w:t>:</w:t>
+        <w:t>Mã sinh viên:</w:t>
       </w:r>
       <w:r>
         <w:rPr>
@@ -537,23 +246,13 @@
           <w:szCs w:val="26"/>
         </w:rPr>
       </w:pPr>
-      <w:proofErr w:type="spellStart"/>
       <w:r>
         <w:rPr>
           <w:rFonts w:ascii="Times New Roman" w:hAnsi="Times New Roman" w:cs="Times New Roman"/>
           <w:sz w:val="26"/>
           <w:szCs w:val="26"/>
         </w:rPr>
-        <w:t>Lớp</w:t>
-      </w:r>
-      <w:proofErr w:type="spellEnd"/>
-      <w:r>
-        <w:rPr>
-          <w:rFonts w:ascii="Times New Roman" w:hAnsi="Times New Roman" w:cs="Times New Roman"/>
-          <w:sz w:val="26"/>
-          <w:szCs w:val="26"/>
-        </w:rPr>
-        <w:t>:</w:t>
+        <w:t>Lớp:</w:t>
       </w:r>
       <w:r>
         <w:rPr>
@@ -578,42 +277,7 @@
           <w:szCs w:val="26"/>
         </w:rPr>
         <w:tab/>
-      </w:r>
-      <w:proofErr w:type="spellStart"/>
-      <w:r>
-        <w:rPr>
-          <w:rFonts w:ascii="Times New Roman" w:hAnsi="Times New Roman" w:cs="Times New Roman"/>
-          <w:sz w:val="26"/>
-          <w:szCs w:val="26"/>
-        </w:rPr>
-        <w:t>Khóa</w:t>
-      </w:r>
-      <w:proofErr w:type="spellEnd"/>
-      <w:r>
-        <w:rPr>
-          <w:rFonts w:ascii="Times New Roman" w:hAnsi="Times New Roman" w:cs="Times New Roman"/>
-          <w:sz w:val="26"/>
-          <w:szCs w:val="26"/>
-        </w:rPr>
-        <w:t xml:space="preserve"> </w:t>
-      </w:r>
-      <w:proofErr w:type="spellStart"/>
-      <w:r>
-        <w:rPr>
-          <w:rFonts w:ascii="Times New Roman" w:hAnsi="Times New Roman" w:cs="Times New Roman"/>
-          <w:sz w:val="26"/>
-          <w:szCs w:val="26"/>
-        </w:rPr>
-        <w:t>học</w:t>
-      </w:r>
-      <w:proofErr w:type="spellEnd"/>
-      <w:r>
-        <w:rPr>
-          <w:rFonts w:ascii="Times New Roman" w:hAnsi="Times New Roman" w:cs="Times New Roman"/>
-          <w:sz w:val="26"/>
-          <w:szCs w:val="26"/>
-        </w:rPr>
-        <w:t xml:space="preserve">: </w:t>
+        <w:t xml:space="preserve">Khóa học: </w:t>
       </w:r>
       <w:r>
         <w:rPr>
@@ -643,52 +307,14 @@
           <w:szCs w:val="26"/>
         </w:rPr>
       </w:pPr>
-      <w:proofErr w:type="spellStart"/>
       <w:r>
         <w:rPr>
           <w:rFonts w:ascii="Times New Roman" w:hAnsi="Times New Roman" w:cs="Times New Roman"/>
           <w:sz w:val="26"/>
           <w:szCs w:val="26"/>
         </w:rPr>
-        <w:t>Tên</w:t>
+        <w:t>Tên đề tài</w:t>
       </w:r>
-      <w:proofErr w:type="spellEnd"/>
-      <w:r>
-        <w:rPr>
-          <w:rFonts w:ascii="Times New Roman" w:hAnsi="Times New Roman" w:cs="Times New Roman"/>
-          <w:sz w:val="26"/>
-          <w:szCs w:val="26"/>
-        </w:rPr>
-        <w:t xml:space="preserve"> </w:t>
-      </w:r>
-      <w:proofErr w:type="spellStart"/>
-      <w:r>
-        <w:rPr>
-          <w:rFonts w:ascii="Times New Roman" w:hAnsi="Times New Roman" w:cs="Times New Roman"/>
-          <w:sz w:val="26"/>
-          <w:szCs w:val="26"/>
-        </w:rPr>
-        <w:t>đề</w:t>
-      </w:r>
-      <w:proofErr w:type="spellEnd"/>
-      <w:r>
-        <w:rPr>
-          <w:rFonts w:ascii="Times New Roman" w:hAnsi="Times New Roman" w:cs="Times New Roman"/>
-          <w:sz w:val="26"/>
-          <w:szCs w:val="26"/>
-        </w:rPr>
-        <w:t xml:space="preserve"> </w:t>
-      </w:r>
-      <w:proofErr w:type="spellStart"/>
-      <w:r>
-        <w:rPr>
-          <w:rFonts w:ascii="Times New Roman" w:hAnsi="Times New Roman" w:cs="Times New Roman"/>
-          <w:sz w:val="26"/>
-          <w:szCs w:val="26"/>
-        </w:rPr>
-        <w:t>tài</w:t>
-      </w:r>
-      <w:proofErr w:type="spellEnd"/>
       <w:r>
         <w:rPr>
           <w:rFonts w:ascii="Times New Roman" w:hAnsi="Times New Roman" w:cs="Times New Roman"/>
@@ -735,32 +361,13 @@
           <w:szCs w:val="26"/>
         </w:rPr>
       </w:pPr>
-      <w:proofErr w:type="spellStart"/>
       <w:r>
         <w:rPr>
           <w:rFonts w:ascii="Times New Roman" w:hAnsi="Times New Roman" w:cs="Times New Roman"/>
           <w:sz w:val="26"/>
           <w:szCs w:val="26"/>
         </w:rPr>
-        <w:t>Nhóm</w:t>
-      </w:r>
-      <w:proofErr w:type="spellEnd"/>
-      <w:r>
-        <w:rPr>
-          <w:rFonts w:ascii="Times New Roman" w:hAnsi="Times New Roman" w:cs="Times New Roman"/>
-          <w:sz w:val="26"/>
-          <w:szCs w:val="26"/>
-        </w:rPr>
-        <w:t xml:space="preserve"> </w:t>
-      </w:r>
-      <w:proofErr w:type="spellStart"/>
-      <w:r>
-        <w:rPr>
-          <w:rFonts w:ascii="Times New Roman" w:hAnsi="Times New Roman" w:cs="Times New Roman"/>
-          <w:sz w:val="26"/>
-          <w:szCs w:val="26"/>
-        </w:rPr>
-        <w:t>đ</w:t>
+        <w:t>Nhóm đ</w:t>
       </w:r>
       <w:r>
         <w:rPr>
@@ -768,34 +375,7 @@
           <w:sz w:val="26"/>
           <w:szCs w:val="26"/>
         </w:rPr>
-        <w:t>ăng</w:t>
-      </w:r>
-      <w:proofErr w:type="spellEnd"/>
-      <w:r>
-        <w:rPr>
-          <w:rFonts w:ascii="Times New Roman" w:hAnsi="Times New Roman" w:cs="Times New Roman"/>
-          <w:sz w:val="26"/>
-          <w:szCs w:val="26"/>
-        </w:rPr>
-        <w:t xml:space="preserve"> </w:t>
-      </w:r>
-      <w:proofErr w:type="spellStart"/>
-      <w:r>
-        <w:rPr>
-          <w:rFonts w:ascii="Times New Roman" w:hAnsi="Times New Roman" w:cs="Times New Roman"/>
-          <w:sz w:val="26"/>
-          <w:szCs w:val="26"/>
-        </w:rPr>
-        <w:t>ký</w:t>
-      </w:r>
-      <w:proofErr w:type="spellEnd"/>
-      <w:r>
-        <w:rPr>
-          <w:rFonts w:ascii="Times New Roman" w:hAnsi="Times New Roman" w:cs="Times New Roman"/>
-          <w:sz w:val="26"/>
-          <w:szCs w:val="26"/>
-        </w:rPr>
-        <w:t>:</w:t>
+        <w:t>ăng ký:</w:t>
       </w:r>
       <w:r>
         <w:rPr>
@@ -844,77 +424,13 @@
           <w:szCs w:val="26"/>
         </w:rPr>
       </w:pPr>
-      <w:proofErr w:type="spellStart"/>
       <w:r>
         <w:rPr>
           <w:rFonts w:ascii="Times New Roman" w:hAnsi="Times New Roman" w:cs="Times New Roman"/>
           <w:sz w:val="26"/>
           <w:szCs w:val="26"/>
         </w:rPr>
-        <w:t>Thời</w:t>
-      </w:r>
-      <w:proofErr w:type="spellEnd"/>
-      <w:r>
-        <w:rPr>
-          <w:rFonts w:ascii="Times New Roman" w:hAnsi="Times New Roman" w:cs="Times New Roman"/>
-          <w:sz w:val="26"/>
-          <w:szCs w:val="26"/>
-        </w:rPr>
-        <w:t xml:space="preserve"> </w:t>
-      </w:r>
-      <w:proofErr w:type="spellStart"/>
-      <w:r>
-        <w:rPr>
-          <w:rFonts w:ascii="Times New Roman" w:hAnsi="Times New Roman" w:cs="Times New Roman"/>
-          <w:sz w:val="26"/>
-          <w:szCs w:val="26"/>
-        </w:rPr>
-        <w:t>gian</w:t>
-      </w:r>
-      <w:proofErr w:type="spellEnd"/>
-      <w:r>
-        <w:rPr>
-          <w:rFonts w:ascii="Times New Roman" w:hAnsi="Times New Roman" w:cs="Times New Roman"/>
-          <w:sz w:val="26"/>
-          <w:szCs w:val="26"/>
-        </w:rPr>
-        <w:t xml:space="preserve">: </w:t>
-      </w:r>
-      <w:proofErr w:type="spellStart"/>
-      <w:r>
-        <w:rPr>
-          <w:rFonts w:ascii="Times New Roman" w:hAnsi="Times New Roman" w:cs="Times New Roman"/>
-          <w:sz w:val="26"/>
-          <w:szCs w:val="26"/>
-        </w:rPr>
-        <w:t>từ</w:t>
-      </w:r>
-      <w:proofErr w:type="spellEnd"/>
-      <w:r>
-        <w:rPr>
-          <w:rFonts w:ascii="Times New Roman" w:hAnsi="Times New Roman" w:cs="Times New Roman"/>
-          <w:sz w:val="26"/>
-          <w:szCs w:val="26"/>
-        </w:rPr>
-        <w:t xml:space="preserve"> </w:t>
-      </w:r>
-      <w:proofErr w:type="spellStart"/>
-      <w:r>
-        <w:rPr>
-          <w:rFonts w:ascii="Times New Roman" w:hAnsi="Times New Roman" w:cs="Times New Roman"/>
-          <w:sz w:val="26"/>
-          <w:szCs w:val="26"/>
-        </w:rPr>
-        <w:t>ngày</w:t>
-      </w:r>
-      <w:proofErr w:type="spellEnd"/>
-      <w:r>
-        <w:rPr>
-          <w:rFonts w:ascii="Times New Roman" w:hAnsi="Times New Roman" w:cs="Times New Roman"/>
-          <w:sz w:val="26"/>
-          <w:szCs w:val="26"/>
-        </w:rPr>
-        <w:t xml:space="preserve"> </w:t>
+        <w:t xml:space="preserve">Thời gian: từ ngày </w:t>
       </w:r>
       <w:r>
         <w:rPr>
@@ -930,25 +446,7 @@
           <w:sz w:val="26"/>
           <w:szCs w:val="26"/>
         </w:rPr>
-        <w:t xml:space="preserve"> </w:t>
-      </w:r>
-      <w:proofErr w:type="spellStart"/>
-      <w:r>
-        <w:rPr>
-          <w:rFonts w:ascii="Times New Roman" w:hAnsi="Times New Roman" w:cs="Times New Roman"/>
-          <w:sz w:val="26"/>
-          <w:szCs w:val="26"/>
-        </w:rPr>
-        <w:t>tháng</w:t>
-      </w:r>
-      <w:proofErr w:type="spellEnd"/>
-      <w:r>
-        <w:rPr>
-          <w:rFonts w:ascii="Times New Roman" w:hAnsi="Times New Roman" w:cs="Times New Roman"/>
-          <w:sz w:val="26"/>
-          <w:szCs w:val="26"/>
-        </w:rPr>
-        <w:t xml:space="preserve"> </w:t>
+        <w:t xml:space="preserve"> tháng </w:t>
       </w:r>
       <w:r>
         <w:rPr>
@@ -964,25 +462,7 @@
           <w:sz w:val="26"/>
           <w:szCs w:val="26"/>
         </w:rPr>
-        <w:t xml:space="preserve"> </w:t>
-      </w:r>
-      <w:proofErr w:type="spellStart"/>
-      <w:r>
-        <w:rPr>
-          <w:rFonts w:ascii="Times New Roman" w:hAnsi="Times New Roman" w:cs="Times New Roman"/>
-          <w:sz w:val="26"/>
-          <w:szCs w:val="26"/>
-        </w:rPr>
-        <w:t>năm</w:t>
-      </w:r>
-      <w:proofErr w:type="spellEnd"/>
-      <w:r>
-        <w:rPr>
-          <w:rFonts w:ascii="Times New Roman" w:hAnsi="Times New Roman" w:cs="Times New Roman"/>
-          <w:sz w:val="26"/>
-          <w:szCs w:val="26"/>
-        </w:rPr>
-        <w:t xml:space="preserve"> 202</w:t>
+        <w:t xml:space="preserve"> năm 202</w:t>
       </w:r>
       <w:r>
         <w:rPr>
@@ -998,43 +478,7 @@
           <w:sz w:val="26"/>
           <w:szCs w:val="26"/>
         </w:rPr>
-        <w:t xml:space="preserve">.      </w:t>
-      </w:r>
-      <w:proofErr w:type="spellStart"/>
-      <w:r>
-        <w:rPr>
-          <w:rFonts w:ascii="Times New Roman" w:hAnsi="Times New Roman" w:cs="Times New Roman"/>
-          <w:sz w:val="26"/>
-          <w:szCs w:val="26"/>
-        </w:rPr>
-        <w:t>đến</w:t>
-      </w:r>
-      <w:proofErr w:type="spellEnd"/>
-      <w:r>
-        <w:rPr>
-          <w:rFonts w:ascii="Times New Roman" w:hAnsi="Times New Roman" w:cs="Times New Roman"/>
-          <w:sz w:val="26"/>
-          <w:szCs w:val="26"/>
-        </w:rPr>
-        <w:t xml:space="preserve"> </w:t>
-      </w:r>
-      <w:proofErr w:type="spellStart"/>
-      <w:r>
-        <w:rPr>
-          <w:rFonts w:ascii="Times New Roman" w:hAnsi="Times New Roman" w:cs="Times New Roman"/>
-          <w:sz w:val="26"/>
-          <w:szCs w:val="26"/>
-        </w:rPr>
-        <w:t>ngày</w:t>
-      </w:r>
-      <w:proofErr w:type="spellEnd"/>
-      <w:r>
-        <w:rPr>
-          <w:rFonts w:ascii="Times New Roman" w:hAnsi="Times New Roman" w:cs="Times New Roman"/>
-          <w:sz w:val="26"/>
-          <w:szCs w:val="26"/>
-        </w:rPr>
-        <w:t xml:space="preserve"> 1</w:t>
+        <w:t>.      đến ngày 1</w:t>
       </w:r>
       <w:r>
         <w:rPr>
@@ -1050,25 +494,7 @@
           <w:sz w:val="26"/>
           <w:szCs w:val="26"/>
         </w:rPr>
-        <w:t xml:space="preserve"> </w:t>
-      </w:r>
-      <w:proofErr w:type="spellStart"/>
-      <w:r>
-        <w:rPr>
-          <w:rFonts w:ascii="Times New Roman" w:hAnsi="Times New Roman" w:cs="Times New Roman"/>
-          <w:sz w:val="26"/>
-          <w:szCs w:val="26"/>
-        </w:rPr>
-        <w:t>tháng</w:t>
-      </w:r>
-      <w:proofErr w:type="spellEnd"/>
-      <w:r>
-        <w:rPr>
-          <w:rFonts w:ascii="Times New Roman" w:hAnsi="Times New Roman" w:cs="Times New Roman"/>
-          <w:sz w:val="26"/>
-          <w:szCs w:val="26"/>
-        </w:rPr>
-        <w:t xml:space="preserve"> 1</w:t>
+        <w:t xml:space="preserve"> tháng 1</w:t>
       </w:r>
       <w:r>
         <w:rPr>
@@ -1084,25 +510,7 @@
           <w:sz w:val="26"/>
           <w:szCs w:val="26"/>
         </w:rPr>
-        <w:t xml:space="preserve"> </w:t>
-      </w:r>
-      <w:proofErr w:type="spellStart"/>
-      <w:r>
-        <w:rPr>
-          <w:rFonts w:ascii="Times New Roman" w:hAnsi="Times New Roman" w:cs="Times New Roman"/>
-          <w:sz w:val="26"/>
-          <w:szCs w:val="26"/>
-        </w:rPr>
-        <w:t>năm</w:t>
-      </w:r>
-      <w:proofErr w:type="spellEnd"/>
-      <w:r>
-        <w:rPr>
-          <w:rFonts w:ascii="Times New Roman" w:hAnsi="Times New Roman" w:cs="Times New Roman"/>
-          <w:sz w:val="26"/>
-          <w:szCs w:val="26"/>
-        </w:rPr>
-        <w:t xml:space="preserve"> 202</w:t>
+        <w:t xml:space="preserve"> năm 202</w:t>
       </w:r>
       <w:r>
         <w:rPr>
@@ -1176,7 +584,6 @@
                 <w:szCs w:val="26"/>
               </w:rPr>
             </w:pPr>
-            <w:proofErr w:type="spellStart"/>
             <w:r>
               <w:rPr>
                 <w:rFonts w:ascii="Times New Roman" w:hAnsi="Times New Roman" w:cs="Times New Roman"/>
@@ -1185,31 +592,8 @@
                 <w:sz w:val="26"/>
                 <w:szCs w:val="26"/>
               </w:rPr>
-              <w:t>Thời</w:t>
-            </w:r>
-            <w:proofErr w:type="spellEnd"/>
-            <w:r>
-              <w:rPr>
-                <w:rFonts w:ascii="Times New Roman" w:hAnsi="Times New Roman" w:cs="Times New Roman"/>
-                <w:b/>
-                <w:bCs/>
-                <w:sz w:val="26"/>
-                <w:szCs w:val="26"/>
-              </w:rPr>
-              <w:t xml:space="preserve"> </w:t>
-            </w:r>
-            <w:proofErr w:type="spellStart"/>
-            <w:r>
-              <w:rPr>
-                <w:rFonts w:ascii="Times New Roman" w:hAnsi="Times New Roman" w:cs="Times New Roman"/>
-                <w:b/>
-                <w:bCs/>
-                <w:sz w:val="26"/>
-                <w:szCs w:val="26"/>
-              </w:rPr>
-              <w:t>gian</w:t>
-            </w:r>
-            <w:proofErr w:type="spellEnd"/>
+              <w:t>Thời gian</w:t>
+            </w:r>
           </w:p>
         </w:tc>
         <w:tc>
@@ -1238,7 +622,6 @@
                 <w:szCs w:val="26"/>
               </w:rPr>
             </w:pPr>
-            <w:proofErr w:type="spellStart"/>
             <w:r>
               <w:rPr>
                 <w:rFonts w:ascii="Times New Roman" w:hAnsi="Times New Roman" w:cs="Times New Roman"/>
@@ -1247,9 +630,8 @@
                 <w:sz w:val="26"/>
                 <w:szCs w:val="26"/>
               </w:rPr>
-              <w:t>Nội</w:t>
-            </w:r>
-            <w:proofErr w:type="spellEnd"/>
+              <w:t>Nội dung thực tập</w:t>
+            </w:r>
             <w:r>
               <w:rPr>
                 <w:rFonts w:ascii="Times New Roman" w:hAnsi="Times New Roman" w:cs="Times New Roman"/>
@@ -1258,96 +640,8 @@
                 <w:sz w:val="26"/>
                 <w:szCs w:val="26"/>
               </w:rPr>
-              <w:t xml:space="preserve"> dung </w:t>
-            </w:r>
-            <w:proofErr w:type="spellStart"/>
-            <w:r>
-              <w:rPr>
-                <w:rFonts w:ascii="Times New Roman" w:hAnsi="Times New Roman" w:cs="Times New Roman"/>
-                <w:b/>
-                <w:bCs/>
-                <w:sz w:val="26"/>
-                <w:szCs w:val="26"/>
-              </w:rPr>
-              <w:t>thực</w:t>
-            </w:r>
-            <w:proofErr w:type="spellEnd"/>
-            <w:r>
-              <w:rPr>
-                <w:rFonts w:ascii="Times New Roman" w:hAnsi="Times New Roman" w:cs="Times New Roman"/>
-                <w:b/>
-                <w:bCs/>
-                <w:sz w:val="26"/>
-                <w:szCs w:val="26"/>
-              </w:rPr>
-              <w:t xml:space="preserve"> </w:t>
-            </w:r>
-            <w:proofErr w:type="spellStart"/>
-            <w:r>
-              <w:rPr>
-                <w:rFonts w:ascii="Times New Roman" w:hAnsi="Times New Roman" w:cs="Times New Roman"/>
-                <w:b/>
-                <w:bCs/>
-                <w:sz w:val="26"/>
-                <w:szCs w:val="26"/>
-              </w:rPr>
-              <w:t>tập</w:t>
-            </w:r>
-            <w:proofErr w:type="spellEnd"/>
-            <w:r>
-              <w:rPr>
-                <w:rFonts w:ascii="Times New Roman" w:hAnsi="Times New Roman" w:cs="Times New Roman"/>
-                <w:b/>
-                <w:bCs/>
-                <w:sz w:val="26"/>
-                <w:szCs w:val="26"/>
-              </w:rPr>
               <w:br/>
-              <w:t>(</w:t>
-            </w:r>
-            <w:proofErr w:type="spellStart"/>
-            <w:r>
-              <w:rPr>
-                <w:rFonts w:ascii="Times New Roman" w:hAnsi="Times New Roman" w:cs="Times New Roman"/>
-                <w:b/>
-                <w:bCs/>
-                <w:sz w:val="26"/>
-                <w:szCs w:val="26"/>
-              </w:rPr>
-              <w:t>Kế</w:t>
-            </w:r>
-            <w:proofErr w:type="spellEnd"/>
-            <w:r>
-              <w:rPr>
-                <w:rFonts w:ascii="Times New Roman" w:hAnsi="Times New Roman" w:cs="Times New Roman"/>
-                <w:b/>
-                <w:bCs/>
-                <w:sz w:val="26"/>
-                <w:szCs w:val="26"/>
-              </w:rPr>
-              <w:t xml:space="preserve"> </w:t>
-            </w:r>
-            <w:proofErr w:type="spellStart"/>
-            <w:r>
-              <w:rPr>
-                <w:rFonts w:ascii="Times New Roman" w:hAnsi="Times New Roman" w:cs="Times New Roman"/>
-                <w:b/>
-                <w:bCs/>
-                <w:sz w:val="26"/>
-                <w:szCs w:val="26"/>
-              </w:rPr>
-              <w:t>hoạch</w:t>
-            </w:r>
-            <w:proofErr w:type="spellEnd"/>
-            <w:r>
-              <w:rPr>
-                <w:rFonts w:ascii="Times New Roman" w:hAnsi="Times New Roman" w:cs="Times New Roman"/>
-                <w:b/>
-                <w:bCs/>
-                <w:sz w:val="26"/>
-                <w:szCs w:val="26"/>
-              </w:rPr>
-              <w:t>)</w:t>
+              <w:t>(Kế hoạch)</w:t>
             </w:r>
           </w:p>
         </w:tc>
@@ -1377,7 +671,6 @@
                 <w:szCs w:val="26"/>
               </w:rPr>
             </w:pPr>
-            <w:proofErr w:type="spellStart"/>
             <w:r>
               <w:rPr>
                 <w:rFonts w:ascii="Times New Roman" w:hAnsi="Times New Roman" w:cs="Times New Roman"/>
@@ -1386,9 +679,17 @@
                 <w:sz w:val="26"/>
                 <w:szCs w:val="26"/>
               </w:rPr>
-              <w:t>Kết</w:t>
-            </w:r>
-            <w:proofErr w:type="spellEnd"/>
+              <w:t>Kết quả thực hiện</w:t>
+            </w:r>
+          </w:p>
+          <w:p>
+            <w:pPr>
+              <w:rPr>
+                <w:rFonts w:ascii="Times New Roman" w:hAnsi="Times New Roman" w:cs="Times New Roman"/>
+                <w:sz w:val="26"/>
+                <w:szCs w:val="26"/>
+              </w:rPr>
+            </w:pPr>
             <w:r>
               <w:rPr>
                 <w:rFonts w:ascii="Times New Roman" w:hAnsi="Times New Roman" w:cs="Times New Roman"/>
@@ -1397,129 +698,8 @@
                 <w:sz w:val="26"/>
                 <w:szCs w:val="26"/>
               </w:rPr>
-              <w:t xml:space="preserve"> </w:t>
-            </w:r>
-            <w:proofErr w:type="spellStart"/>
-            <w:r>
-              <w:rPr>
-                <w:rFonts w:ascii="Times New Roman" w:hAnsi="Times New Roman" w:cs="Times New Roman"/>
-                <w:b/>
-                <w:bCs/>
-                <w:sz w:val="26"/>
-                <w:szCs w:val="26"/>
-              </w:rPr>
-              <w:t>quả</w:t>
-            </w:r>
-            <w:proofErr w:type="spellEnd"/>
-            <w:r>
-              <w:rPr>
-                <w:rFonts w:ascii="Times New Roman" w:hAnsi="Times New Roman" w:cs="Times New Roman"/>
-                <w:b/>
-                <w:bCs/>
-                <w:sz w:val="26"/>
-                <w:szCs w:val="26"/>
-              </w:rPr>
-              <w:t xml:space="preserve"> </w:t>
-            </w:r>
-            <w:proofErr w:type="spellStart"/>
-            <w:r>
-              <w:rPr>
-                <w:rFonts w:ascii="Times New Roman" w:hAnsi="Times New Roman" w:cs="Times New Roman"/>
-                <w:b/>
-                <w:bCs/>
-                <w:sz w:val="26"/>
-                <w:szCs w:val="26"/>
-              </w:rPr>
-              <w:t>thực</w:t>
-            </w:r>
-            <w:proofErr w:type="spellEnd"/>
-            <w:r>
-              <w:rPr>
-                <w:rFonts w:ascii="Times New Roman" w:hAnsi="Times New Roman" w:cs="Times New Roman"/>
-                <w:b/>
-                <w:bCs/>
-                <w:sz w:val="26"/>
-                <w:szCs w:val="26"/>
-              </w:rPr>
-              <w:t xml:space="preserve"> </w:t>
-            </w:r>
-            <w:proofErr w:type="spellStart"/>
-            <w:r>
-              <w:rPr>
-                <w:rFonts w:ascii="Times New Roman" w:hAnsi="Times New Roman" w:cs="Times New Roman"/>
-                <w:b/>
-                <w:bCs/>
-                <w:sz w:val="26"/>
-                <w:szCs w:val="26"/>
-              </w:rPr>
-              <w:t>hiện</w:t>
-            </w:r>
-            <w:proofErr w:type="spellEnd"/>
-          </w:p>
-          <w:p>
-            <w:pPr>
-              <w:rPr>
-                <w:rFonts w:ascii="Times New Roman" w:hAnsi="Times New Roman" w:cs="Times New Roman"/>
-                <w:sz w:val="26"/>
-                <w:szCs w:val="26"/>
-              </w:rPr>
-            </w:pPr>
-            <w:proofErr w:type="spellStart"/>
-            <w:r>
-              <w:rPr>
-                <w:rFonts w:ascii="Times New Roman" w:hAnsi="Times New Roman" w:cs="Times New Roman"/>
-                <w:b/>
-                <w:bCs/>
-                <w:sz w:val="26"/>
-                <w:szCs w:val="26"/>
-              </w:rPr>
-              <w:t>Tự</w:t>
-            </w:r>
-            <w:proofErr w:type="spellEnd"/>
-            <w:r>
-              <w:rPr>
-                <w:rFonts w:ascii="Times New Roman" w:hAnsi="Times New Roman" w:cs="Times New Roman"/>
-                <w:b/>
-                <w:bCs/>
-                <w:sz w:val="26"/>
-                <w:szCs w:val="26"/>
-              </w:rPr>
-              <w:t xml:space="preserve"> </w:t>
-            </w:r>
-            <w:proofErr w:type="spellStart"/>
-            <w:r>
-              <w:rPr>
-                <w:rFonts w:ascii="Times New Roman" w:hAnsi="Times New Roman" w:cs="Times New Roman"/>
-                <w:b/>
-                <w:bCs/>
-                <w:sz w:val="26"/>
-                <w:szCs w:val="26"/>
-              </w:rPr>
-              <w:t>đánh</w:t>
-            </w:r>
-            <w:proofErr w:type="spellEnd"/>
-            <w:r>
-              <w:rPr>
-                <w:rFonts w:ascii="Times New Roman" w:hAnsi="Times New Roman" w:cs="Times New Roman"/>
-                <w:b/>
-                <w:bCs/>
-                <w:sz w:val="26"/>
-                <w:szCs w:val="26"/>
-              </w:rPr>
-              <w:t xml:space="preserve"> </w:t>
-            </w:r>
-            <w:proofErr w:type="spellStart"/>
-            <w:r>
-              <w:rPr>
-                <w:rFonts w:ascii="Times New Roman" w:hAnsi="Times New Roman" w:cs="Times New Roman"/>
-                <w:b/>
-                <w:bCs/>
-                <w:sz w:val="26"/>
-                <w:szCs w:val="26"/>
-              </w:rPr>
-              <w:t>giá</w:t>
-            </w:r>
-            <w:proofErr w:type="spellEnd"/>
+              <w:t>Tự đánh giá</w:t>
+            </w:r>
           </w:p>
         </w:tc>
         <w:tc>
@@ -1548,7 +728,6 @@
                 <w:szCs w:val="26"/>
               </w:rPr>
             </w:pPr>
-            <w:proofErr w:type="spellStart"/>
             <w:r>
               <w:rPr>
                 <w:rFonts w:ascii="Times New Roman" w:hAnsi="Times New Roman" w:cs="Times New Roman"/>
@@ -1557,62 +736,7 @@
                 <w:sz w:val="26"/>
                 <w:szCs w:val="26"/>
               </w:rPr>
-              <w:t>Nhận</w:t>
-            </w:r>
-            <w:proofErr w:type="spellEnd"/>
-            <w:r>
-              <w:rPr>
-                <w:rFonts w:ascii="Times New Roman" w:hAnsi="Times New Roman" w:cs="Times New Roman"/>
-                <w:b/>
-                <w:bCs/>
-                <w:sz w:val="26"/>
-                <w:szCs w:val="26"/>
-              </w:rPr>
-              <w:t xml:space="preserve"> </w:t>
-            </w:r>
-            <w:proofErr w:type="spellStart"/>
-            <w:r>
-              <w:rPr>
-                <w:rFonts w:ascii="Times New Roman" w:hAnsi="Times New Roman" w:cs="Times New Roman"/>
-                <w:b/>
-                <w:bCs/>
-                <w:sz w:val="26"/>
-                <w:szCs w:val="26"/>
-              </w:rPr>
-              <w:t>xét</w:t>
-            </w:r>
-            <w:proofErr w:type="spellEnd"/>
-            <w:r>
-              <w:rPr>
-                <w:rFonts w:ascii="Times New Roman" w:hAnsi="Times New Roman" w:cs="Times New Roman"/>
-                <w:b/>
-                <w:bCs/>
-                <w:sz w:val="26"/>
-                <w:szCs w:val="26"/>
-              </w:rPr>
-              <w:t xml:space="preserve"> </w:t>
-            </w:r>
-            <w:proofErr w:type="spellStart"/>
-            <w:r>
-              <w:rPr>
-                <w:rFonts w:ascii="Times New Roman" w:hAnsi="Times New Roman" w:cs="Times New Roman"/>
-                <w:b/>
-                <w:bCs/>
-                <w:sz w:val="26"/>
-                <w:szCs w:val="26"/>
-              </w:rPr>
-              <w:t>của</w:t>
-            </w:r>
-            <w:proofErr w:type="spellEnd"/>
-            <w:r>
-              <w:rPr>
-                <w:rFonts w:ascii="Times New Roman" w:hAnsi="Times New Roman" w:cs="Times New Roman"/>
-                <w:b/>
-                <w:bCs/>
-                <w:sz w:val="26"/>
-                <w:szCs w:val="26"/>
-              </w:rPr>
-              <w:t xml:space="preserve"> GVHD</w:t>
+              <w:t>Nhận xét của GVHD</w:t>
             </w:r>
           </w:p>
         </w:tc>
@@ -1643,7 +767,6 @@
                 <w:szCs w:val="26"/>
               </w:rPr>
             </w:pPr>
-            <w:proofErr w:type="spellStart"/>
             <w:r>
               <w:rPr>
                 <w:rFonts w:ascii="Times New Roman" w:hAnsi="Times New Roman" w:cs="Times New Roman"/>
@@ -1652,18 +775,7 @@
                 <w:sz w:val="26"/>
                 <w:szCs w:val="26"/>
               </w:rPr>
-              <w:t>Tuần</w:t>
-            </w:r>
-            <w:proofErr w:type="spellEnd"/>
-            <w:r>
-              <w:rPr>
-                <w:rFonts w:ascii="Times New Roman" w:hAnsi="Times New Roman" w:cs="Times New Roman"/>
-                <w:b/>
-                <w:bCs/>
-                <w:sz w:val="26"/>
-                <w:szCs w:val="26"/>
-              </w:rPr>
-              <w:t xml:space="preserve"> 1</w:t>
+              <w:t>Tuần 1</w:t>
             </w:r>
           </w:p>
           <w:p>
@@ -1675,7 +787,6 @@
                 <w:lang w:val="vi-VN"/>
               </w:rPr>
             </w:pPr>
-            <w:proofErr w:type="spellStart"/>
             <w:r>
               <w:rPr>
                 <w:rFonts w:ascii="Times New Roman" w:hAnsi="Times New Roman" w:cs="Times New Roman"/>
@@ -1684,7 +795,6 @@
               </w:rPr>
               <w:t>Từ</w:t>
             </w:r>
-            <w:proofErr w:type="spellEnd"/>
             <w:r>
               <w:rPr>
                 <w:rFonts w:ascii="Times New Roman" w:hAnsi="Times New Roman" w:cs="Times New Roman"/>
@@ -1837,7 +947,6 @@
                 <w:lang w:val="vi-VN"/>
               </w:rPr>
             </w:pPr>
-            <w:proofErr w:type="spellStart"/>
             <w:r>
               <w:rPr>
                 <w:rFonts w:ascii="Times New Roman" w:hAnsi="Times New Roman" w:cs="Times New Roman"/>
@@ -1845,17 +954,7 @@
                 <w:szCs w:val="26"/>
                 <w:lang w:val="vi-VN"/>
               </w:rPr>
-              <w:t>File</w:t>
-            </w:r>
-            <w:proofErr w:type="spellEnd"/>
-            <w:r>
-              <w:rPr>
-                <w:rFonts w:ascii="Times New Roman" w:hAnsi="Times New Roman" w:cs="Times New Roman"/>
-                <w:sz w:val="26"/>
-                <w:szCs w:val="26"/>
-                <w:lang w:val="vi-VN"/>
-              </w:rPr>
-              <w:t xml:space="preserve"> </w:t>
+              <w:t xml:space="preserve">File </w:t>
             </w:r>
             <w:r>
               <w:rPr>
@@ -1881,7 +980,6 @@
                 <w:lang w:val="vi-VN"/>
               </w:rPr>
             </w:pPr>
-            <w:proofErr w:type="spellStart"/>
             <w:r>
               <w:rPr>
                 <w:rFonts w:ascii="Times New Roman" w:hAnsi="Times New Roman" w:cs="Times New Roman"/>
@@ -1889,29 +987,8 @@
                 <w:szCs w:val="26"/>
                 <w:lang w:val="vi-VN"/>
               </w:rPr>
-              <w:t>File</w:t>
-            </w:r>
-            <w:proofErr w:type="spellEnd"/>
-            <w:r>
-              <w:rPr>
-                <w:rFonts w:ascii="Times New Roman" w:hAnsi="Times New Roman" w:cs="Times New Roman"/>
-                <w:sz w:val="26"/>
-                <w:szCs w:val="26"/>
-                <w:lang w:val="vi-VN"/>
-              </w:rPr>
-              <w:t xml:space="preserve"> mềm báo cáo nộp trên </w:t>
-            </w:r>
-            <w:proofErr w:type="spellStart"/>
-            <w:r>
-              <w:rPr>
-                <w:rFonts w:ascii="Times New Roman" w:hAnsi="Times New Roman" w:cs="Times New Roman"/>
-                <w:sz w:val="26"/>
-                <w:szCs w:val="26"/>
-                <w:lang w:val="vi-VN"/>
-              </w:rPr>
-              <w:t>classroom</w:t>
-            </w:r>
-            <w:proofErr w:type="spellEnd"/>
+              <w:t>File mềm báo cáo nộp trên classroom</w:t>
+            </w:r>
           </w:p>
           <w:p>
             <w:pPr>
@@ -1993,7 +1070,6 @@
                 <w:szCs w:val="26"/>
               </w:rPr>
             </w:pPr>
-            <w:proofErr w:type="spellStart"/>
             <w:r>
               <w:rPr>
                 <w:rFonts w:ascii="Times New Roman" w:hAnsi="Times New Roman" w:cs="Times New Roman"/>
@@ -2002,18 +1078,7 @@
                 <w:sz w:val="26"/>
                 <w:szCs w:val="26"/>
               </w:rPr>
-              <w:t>Tuần</w:t>
-            </w:r>
-            <w:proofErr w:type="spellEnd"/>
-            <w:r>
-              <w:rPr>
-                <w:rFonts w:ascii="Times New Roman" w:hAnsi="Times New Roman" w:cs="Times New Roman"/>
-                <w:b/>
-                <w:bCs/>
-                <w:sz w:val="26"/>
-                <w:szCs w:val="26"/>
-              </w:rPr>
-              <w:t xml:space="preserve"> 2</w:t>
+              <w:t>Tuần 2</w:t>
             </w:r>
           </w:p>
           <w:p>
@@ -2025,23 +1090,13 @@
                 <w:lang w:val="vi-VN"/>
               </w:rPr>
             </w:pPr>
-            <w:proofErr w:type="spellStart"/>
-            <w:r>
-              <w:rPr>
-                <w:rFonts w:ascii="Times New Roman" w:hAnsi="Times New Roman" w:cs="Times New Roman"/>
-                <w:sz w:val="26"/>
-                <w:szCs w:val="26"/>
-              </w:rPr>
-              <w:t>Từ</w:t>
-            </w:r>
-            <w:proofErr w:type="spellEnd"/>
-            <w:r>
-              <w:rPr>
-                <w:rFonts w:ascii="Times New Roman" w:hAnsi="Times New Roman" w:cs="Times New Roman"/>
-                <w:sz w:val="26"/>
-                <w:szCs w:val="26"/>
-              </w:rPr>
-              <w:t xml:space="preserve">: </w:t>
+            <w:r>
+              <w:rPr>
+                <w:rFonts w:ascii="Times New Roman" w:hAnsi="Times New Roman" w:cs="Times New Roman"/>
+                <w:sz w:val="26"/>
+                <w:szCs w:val="26"/>
+              </w:rPr>
+              <w:t xml:space="preserve">Từ: </w:t>
             </w:r>
             <w:r>
               <w:rPr>
@@ -2067,24 +1122,7 @@
                 <w:szCs w:val="26"/>
               </w:rPr>
               <w:br/>
-            </w:r>
-            <w:proofErr w:type="spellStart"/>
-            <w:r>
-              <w:rPr>
-                <w:rFonts w:ascii="Times New Roman" w:hAnsi="Times New Roman" w:cs="Times New Roman"/>
-                <w:sz w:val="26"/>
-                <w:szCs w:val="26"/>
-              </w:rPr>
-              <w:t>Đến</w:t>
-            </w:r>
-            <w:proofErr w:type="spellEnd"/>
-            <w:r>
-              <w:rPr>
-                <w:rFonts w:ascii="Times New Roman" w:hAnsi="Times New Roman" w:cs="Times New Roman"/>
-                <w:sz w:val="26"/>
-                <w:szCs w:val="26"/>
-              </w:rPr>
-              <w:t>:</w:t>
+              <w:t>Đến:</w:t>
             </w:r>
             <w:r>
               <w:rPr>
@@ -2175,27 +1213,7 @@
                 <w:szCs w:val="26"/>
                 <w:lang w:val="vi-VN"/>
               </w:rPr>
-              <w:t xml:space="preserve">Buổi 4 (3h): Thiết kế kiến trúc hệ thống, phân công </w:t>
-            </w:r>
-            <w:proofErr w:type="spellStart"/>
-            <w:r>
-              <w:rPr>
-                <w:rFonts w:ascii="Times New Roman" w:hAnsi="Times New Roman" w:cs="Times New Roman"/>
-                <w:sz w:val="26"/>
-                <w:szCs w:val="26"/>
-                <w:lang w:val="vi-VN"/>
-              </w:rPr>
-              <w:t>module</w:t>
-            </w:r>
-            <w:proofErr w:type="spellEnd"/>
-            <w:r>
-              <w:rPr>
-                <w:rFonts w:ascii="Times New Roman" w:hAnsi="Times New Roman" w:cs="Times New Roman"/>
-                <w:sz w:val="26"/>
-                <w:szCs w:val="26"/>
-                <w:lang w:val="vi-VN"/>
-              </w:rPr>
-              <w:t xml:space="preserve"> cho nhóm.</w:t>
+              <w:t>Buổi 4 (3h): Thiết kế kiến trúc hệ thống, phân công module cho nhóm.</w:t>
             </w:r>
           </w:p>
         </w:tc>
@@ -2229,7 +1247,6 @@
                 <w:lang w:val="vi-VN"/>
               </w:rPr>
             </w:pPr>
-            <w:proofErr w:type="spellStart"/>
             <w:r>
               <w:rPr>
                 <w:rFonts w:ascii="Times New Roman" w:hAnsi="Times New Roman" w:cs="Times New Roman"/>
@@ -2237,57 +1254,7 @@
                 <w:szCs w:val="26"/>
                 <w:lang w:val="vi-VN"/>
               </w:rPr>
-              <w:t>File</w:t>
-            </w:r>
-            <w:proofErr w:type="spellEnd"/>
-            <w:r>
-              <w:rPr>
-                <w:rFonts w:ascii="Times New Roman" w:hAnsi="Times New Roman" w:cs="Times New Roman"/>
-                <w:sz w:val="26"/>
-                <w:szCs w:val="26"/>
-                <w:lang w:val="vi-VN"/>
-              </w:rPr>
-              <w:t xml:space="preserve"> mềm báo cáo +</w:t>
-            </w:r>
-            <w:proofErr w:type="spellStart"/>
-            <w:r>
-              <w:rPr>
-                <w:rFonts w:ascii="Times New Roman" w:hAnsi="Times New Roman" w:cs="Times New Roman"/>
-                <w:sz w:val="26"/>
-                <w:szCs w:val="26"/>
-                <w:lang w:val="vi-VN"/>
-              </w:rPr>
-              <w:t>file</w:t>
-            </w:r>
-            <w:proofErr w:type="spellEnd"/>
-            <w:r>
-              <w:rPr>
-                <w:rFonts w:ascii="Times New Roman" w:hAnsi="Times New Roman" w:cs="Times New Roman"/>
-                <w:sz w:val="26"/>
-                <w:szCs w:val="26"/>
-                <w:lang w:val="vi-VN"/>
-              </w:rPr>
-              <w:t xml:space="preserve"> thiết kế cấu trúc bảng và dữ liệu mẫu (</w:t>
-            </w:r>
-            <w:proofErr w:type="spellStart"/>
-            <w:r>
-              <w:rPr>
-                <w:rFonts w:ascii="Times New Roman" w:hAnsi="Times New Roman" w:cs="Times New Roman"/>
-                <w:sz w:val="26"/>
-                <w:szCs w:val="26"/>
-                <w:lang w:val="vi-VN"/>
-              </w:rPr>
-              <w:t>sql</w:t>
-            </w:r>
-            <w:proofErr w:type="spellEnd"/>
-            <w:r>
-              <w:rPr>
-                <w:rFonts w:ascii="Times New Roman" w:hAnsi="Times New Roman" w:cs="Times New Roman"/>
-                <w:sz w:val="26"/>
-                <w:szCs w:val="26"/>
-                <w:lang w:val="vi-VN"/>
-              </w:rPr>
-              <w:t>)</w:t>
+              <w:t>File mềm báo cáo +file thiết kế cấu trúc bảng và dữ liệu mẫu (sql)</w:t>
             </w:r>
           </w:p>
           <w:p>
@@ -2304,7 +1271,6 @@
                 <w:lang w:val="vi-VN"/>
               </w:rPr>
             </w:pPr>
-            <w:proofErr w:type="spellStart"/>
             <w:r>
               <w:rPr>
                 <w:rFonts w:ascii="Times New Roman" w:hAnsi="Times New Roman" w:cs="Times New Roman"/>
@@ -2312,57 +1278,7 @@
                 <w:szCs w:val="26"/>
                 <w:lang w:val="vi-VN"/>
               </w:rPr>
-              <w:t>File</w:t>
-            </w:r>
-            <w:proofErr w:type="spellEnd"/>
-            <w:r>
-              <w:rPr>
-                <w:rFonts w:ascii="Times New Roman" w:hAnsi="Times New Roman" w:cs="Times New Roman"/>
-                <w:sz w:val="26"/>
-                <w:szCs w:val="26"/>
-                <w:lang w:val="vi-VN"/>
-              </w:rPr>
-              <w:t xml:space="preserve"> mềm báo cáo +</w:t>
-            </w:r>
-            <w:proofErr w:type="spellStart"/>
-            <w:r>
-              <w:rPr>
-                <w:rFonts w:ascii="Times New Roman" w:hAnsi="Times New Roman" w:cs="Times New Roman"/>
-                <w:sz w:val="26"/>
-                <w:szCs w:val="26"/>
-                <w:lang w:val="vi-VN"/>
-              </w:rPr>
-              <w:t>file</w:t>
-            </w:r>
-            <w:proofErr w:type="spellEnd"/>
-            <w:r>
-              <w:rPr>
-                <w:rFonts w:ascii="Times New Roman" w:hAnsi="Times New Roman" w:cs="Times New Roman"/>
-                <w:sz w:val="26"/>
-                <w:szCs w:val="26"/>
-                <w:lang w:val="vi-VN"/>
-              </w:rPr>
-              <w:t xml:space="preserve"> thiết kế cấu trúc bảng và dữ liệu mẫu (</w:t>
-            </w:r>
-            <w:proofErr w:type="spellStart"/>
-            <w:r>
-              <w:rPr>
-                <w:rFonts w:ascii="Times New Roman" w:hAnsi="Times New Roman" w:cs="Times New Roman"/>
-                <w:sz w:val="26"/>
-                <w:szCs w:val="26"/>
-                <w:lang w:val="vi-VN"/>
-              </w:rPr>
-              <w:t>sql</w:t>
-            </w:r>
-            <w:proofErr w:type="spellEnd"/>
-            <w:r>
-              <w:rPr>
-                <w:rFonts w:ascii="Times New Roman" w:hAnsi="Times New Roman" w:cs="Times New Roman"/>
-                <w:sz w:val="26"/>
-                <w:szCs w:val="26"/>
-                <w:lang w:val="vi-VN"/>
-              </w:rPr>
-              <w:t>)</w:t>
+              <w:t>File mềm báo cáo +file thiết kế cấu trúc bảng và dữ liệu mẫu (sql)</w:t>
             </w:r>
           </w:p>
           <w:p>
@@ -2445,7 +1361,6 @@
                 <w:szCs w:val="26"/>
               </w:rPr>
             </w:pPr>
-            <w:proofErr w:type="spellStart"/>
             <w:r>
               <w:rPr>
                 <w:rFonts w:ascii="Times New Roman" w:hAnsi="Times New Roman" w:cs="Times New Roman"/>
@@ -2455,45 +1370,24 @@
                 <w:szCs w:val="26"/>
               </w:rPr>
               <w:lastRenderedPageBreak/>
-              <w:t>Tuần</w:t>
-            </w:r>
-            <w:proofErr w:type="spellEnd"/>
-            <w:r>
-              <w:rPr>
-                <w:rFonts w:ascii="Times New Roman" w:hAnsi="Times New Roman" w:cs="Times New Roman"/>
-                <w:b/>
-                <w:bCs/>
-                <w:sz w:val="26"/>
-                <w:szCs w:val="26"/>
-              </w:rPr>
-              <w:t xml:space="preserve"> 3</w:t>
-            </w:r>
-          </w:p>
-          <w:p>
-            <w:pPr>
-              <w:rPr>
-                <w:rFonts w:ascii="Times New Roman" w:hAnsi="Times New Roman" w:cs="Times New Roman"/>
-                <w:sz w:val="26"/>
-                <w:szCs w:val="26"/>
-              </w:rPr>
-            </w:pPr>
-            <w:proofErr w:type="spellStart"/>
-            <w:r>
-              <w:rPr>
-                <w:rFonts w:ascii="Times New Roman" w:hAnsi="Times New Roman" w:cs="Times New Roman"/>
-                <w:sz w:val="26"/>
-                <w:szCs w:val="26"/>
-              </w:rPr>
-              <w:t>Từ</w:t>
-            </w:r>
-            <w:proofErr w:type="spellEnd"/>
-            <w:r>
-              <w:rPr>
-                <w:rFonts w:ascii="Times New Roman" w:hAnsi="Times New Roman" w:cs="Times New Roman"/>
-                <w:sz w:val="26"/>
-                <w:szCs w:val="26"/>
-              </w:rPr>
-              <w:t xml:space="preserve">: </w:t>
+              <w:t>Tuần 3</w:t>
+            </w:r>
+          </w:p>
+          <w:p>
+            <w:pPr>
+              <w:rPr>
+                <w:rFonts w:ascii="Times New Roman" w:hAnsi="Times New Roman" w:cs="Times New Roman"/>
+                <w:sz w:val="26"/>
+                <w:szCs w:val="26"/>
+              </w:rPr>
+            </w:pPr>
+            <w:r>
+              <w:rPr>
+                <w:rFonts w:ascii="Times New Roman" w:hAnsi="Times New Roman" w:cs="Times New Roman"/>
+                <w:sz w:val="26"/>
+                <w:szCs w:val="26"/>
+              </w:rPr>
+              <w:t xml:space="preserve">Từ: </w:t>
             </w:r>
             <w:r>
               <w:rPr>
@@ -2502,24 +1396,7 @@
                 <w:szCs w:val="26"/>
               </w:rPr>
               <w:br/>
-            </w:r>
-            <w:proofErr w:type="spellStart"/>
-            <w:r>
-              <w:rPr>
-                <w:rFonts w:ascii="Times New Roman" w:hAnsi="Times New Roman" w:cs="Times New Roman"/>
-                <w:sz w:val="26"/>
-                <w:szCs w:val="26"/>
-              </w:rPr>
-              <w:t>Đến</w:t>
-            </w:r>
-            <w:proofErr w:type="spellEnd"/>
-            <w:r>
-              <w:rPr>
-                <w:rFonts w:ascii="Times New Roman" w:hAnsi="Times New Roman" w:cs="Times New Roman"/>
-                <w:sz w:val="26"/>
-                <w:szCs w:val="26"/>
-              </w:rPr>
-              <w:t xml:space="preserve">: </w:t>
+              <w:t xml:space="preserve">Đến: </w:t>
             </w:r>
           </w:p>
         </w:tc>
@@ -2551,113 +1428,13 @@
                 <w:szCs w:val="26"/>
               </w:rPr>
             </w:pPr>
-            <w:proofErr w:type="spellStart"/>
-            <w:r>
-              <w:rPr>
-                <w:rFonts w:ascii="Times New Roman" w:hAnsi="Times New Roman" w:cs="Times New Roman"/>
-                <w:sz w:val="26"/>
-                <w:szCs w:val="26"/>
-              </w:rPr>
-              <w:t>Buổi</w:t>
-            </w:r>
-            <w:proofErr w:type="spellEnd"/>
-            <w:r>
-              <w:rPr>
-                <w:rFonts w:ascii="Times New Roman" w:hAnsi="Times New Roman" w:cs="Times New Roman"/>
-                <w:sz w:val="26"/>
-                <w:szCs w:val="26"/>
-              </w:rPr>
-              <w:t xml:space="preserve"> 5 (3h): </w:t>
-            </w:r>
-            <w:proofErr w:type="spellStart"/>
-            <w:r>
-              <w:rPr>
-                <w:rFonts w:ascii="Times New Roman" w:hAnsi="Times New Roman" w:cs="Times New Roman"/>
-                <w:sz w:val="26"/>
-                <w:szCs w:val="26"/>
-              </w:rPr>
-              <w:t>Xây</w:t>
-            </w:r>
-            <w:proofErr w:type="spellEnd"/>
-            <w:r>
-              <w:rPr>
-                <w:rFonts w:ascii="Times New Roman" w:hAnsi="Times New Roman" w:cs="Times New Roman"/>
-                <w:sz w:val="26"/>
-                <w:szCs w:val="26"/>
-              </w:rPr>
-              <w:t xml:space="preserve"> </w:t>
-            </w:r>
-            <w:proofErr w:type="spellStart"/>
-            <w:r>
-              <w:rPr>
-                <w:rFonts w:ascii="Times New Roman" w:hAnsi="Times New Roman" w:cs="Times New Roman"/>
-                <w:sz w:val="26"/>
-                <w:szCs w:val="26"/>
-              </w:rPr>
-              <w:t>dựng</w:t>
-            </w:r>
-            <w:proofErr w:type="spellEnd"/>
-            <w:r>
-              <w:rPr>
-                <w:rFonts w:ascii="Times New Roman" w:hAnsi="Times New Roman" w:cs="Times New Roman"/>
-                <w:sz w:val="26"/>
-                <w:szCs w:val="26"/>
-              </w:rPr>
-              <w:t xml:space="preserve"> </w:t>
-            </w:r>
-            <w:proofErr w:type="spellStart"/>
-            <w:r>
-              <w:rPr>
-                <w:rFonts w:ascii="Times New Roman" w:hAnsi="Times New Roman" w:cs="Times New Roman"/>
-                <w:sz w:val="26"/>
-                <w:szCs w:val="26"/>
-              </w:rPr>
-              <w:t>giao</w:t>
-            </w:r>
-            <w:proofErr w:type="spellEnd"/>
-            <w:r>
-              <w:rPr>
-                <w:rFonts w:ascii="Times New Roman" w:hAnsi="Times New Roman" w:cs="Times New Roman"/>
-                <w:sz w:val="26"/>
-                <w:szCs w:val="26"/>
-              </w:rPr>
-              <w:t xml:space="preserve"> </w:t>
-            </w:r>
-            <w:proofErr w:type="spellStart"/>
-            <w:r>
-              <w:rPr>
-                <w:rFonts w:ascii="Times New Roman" w:hAnsi="Times New Roman" w:cs="Times New Roman"/>
-                <w:sz w:val="26"/>
-                <w:szCs w:val="26"/>
-              </w:rPr>
-              <w:t>diện</w:t>
-            </w:r>
-            <w:proofErr w:type="spellEnd"/>
-            <w:r>
-              <w:rPr>
-                <w:rFonts w:ascii="Times New Roman" w:hAnsi="Times New Roman" w:cs="Times New Roman"/>
-                <w:sz w:val="26"/>
-                <w:szCs w:val="26"/>
-              </w:rPr>
-              <w:t xml:space="preserve"> frontend (HTML5, CSS3, JS, </w:t>
-            </w:r>
-            <w:proofErr w:type="spellStart"/>
-            <w:r>
-              <w:rPr>
-                <w:rFonts w:ascii="Times New Roman" w:hAnsi="Times New Roman" w:cs="Times New Roman"/>
-                <w:sz w:val="26"/>
-                <w:szCs w:val="26"/>
-              </w:rPr>
-              <w:t>Jquery</w:t>
-            </w:r>
-            <w:proofErr w:type="spellEnd"/>
-            <w:r>
-              <w:rPr>
-                <w:rFonts w:ascii="Times New Roman" w:hAnsi="Times New Roman" w:cs="Times New Roman"/>
-                <w:sz w:val="26"/>
-                <w:szCs w:val="26"/>
-              </w:rPr>
-              <w:t>, Bootstrap, ...).</w:t>
+            <w:r>
+              <w:rPr>
+                <w:rFonts w:ascii="Times New Roman" w:hAnsi="Times New Roman" w:cs="Times New Roman"/>
+                <w:sz w:val="26"/>
+                <w:szCs w:val="26"/>
+              </w:rPr>
+              <w:t>Buổi 5 (3h): Xây dựng giao diện frontend (HTML5, CSS3, JS, Jquery, Bootstrap, ...).</w:t>
             </w:r>
             <w:r>
               <w:rPr>
@@ -2666,150 +1443,7 @@
                 <w:szCs w:val="26"/>
               </w:rPr>
               <w:br/>
-            </w:r>
-            <w:proofErr w:type="spellStart"/>
-            <w:r>
-              <w:rPr>
-                <w:rFonts w:ascii="Times New Roman" w:hAnsi="Times New Roman" w:cs="Times New Roman"/>
-                <w:sz w:val="26"/>
-                <w:szCs w:val="26"/>
-              </w:rPr>
-              <w:t>Buổi</w:t>
-            </w:r>
-            <w:proofErr w:type="spellEnd"/>
-            <w:r>
-              <w:rPr>
-                <w:rFonts w:ascii="Times New Roman" w:hAnsi="Times New Roman" w:cs="Times New Roman"/>
-                <w:sz w:val="26"/>
-                <w:szCs w:val="26"/>
-              </w:rPr>
-              <w:t xml:space="preserve"> 6 (3h): </w:t>
-            </w:r>
-            <w:proofErr w:type="spellStart"/>
-            <w:r>
-              <w:rPr>
-                <w:rFonts w:ascii="Times New Roman" w:hAnsi="Times New Roman" w:cs="Times New Roman"/>
-                <w:sz w:val="26"/>
-                <w:szCs w:val="26"/>
-              </w:rPr>
-              <w:t>Tích</w:t>
-            </w:r>
-            <w:proofErr w:type="spellEnd"/>
-            <w:r>
-              <w:rPr>
-                <w:rFonts w:ascii="Times New Roman" w:hAnsi="Times New Roman" w:cs="Times New Roman"/>
-                <w:sz w:val="26"/>
-                <w:szCs w:val="26"/>
-              </w:rPr>
-              <w:t xml:space="preserve"> </w:t>
-            </w:r>
-            <w:proofErr w:type="spellStart"/>
-            <w:r>
-              <w:rPr>
-                <w:rFonts w:ascii="Times New Roman" w:hAnsi="Times New Roman" w:cs="Times New Roman"/>
-                <w:sz w:val="26"/>
-                <w:szCs w:val="26"/>
-              </w:rPr>
-              <w:t>hợp</w:t>
-            </w:r>
-            <w:proofErr w:type="spellEnd"/>
-            <w:r>
-              <w:rPr>
-                <w:rFonts w:ascii="Times New Roman" w:hAnsi="Times New Roman" w:cs="Times New Roman"/>
-                <w:sz w:val="26"/>
-                <w:szCs w:val="26"/>
-              </w:rPr>
-              <w:t xml:space="preserve"> </w:t>
-            </w:r>
-            <w:proofErr w:type="spellStart"/>
-            <w:r>
-              <w:rPr>
-                <w:rFonts w:ascii="Times New Roman" w:hAnsi="Times New Roman" w:cs="Times New Roman"/>
-                <w:sz w:val="26"/>
-                <w:szCs w:val="26"/>
-              </w:rPr>
-              <w:t>JQuery</w:t>
-            </w:r>
-            <w:proofErr w:type="spellEnd"/>
-            <w:r>
-              <w:rPr>
-                <w:rFonts w:ascii="Times New Roman" w:hAnsi="Times New Roman" w:cs="Times New Roman"/>
-                <w:sz w:val="26"/>
-                <w:szCs w:val="26"/>
-              </w:rPr>
-              <w:t xml:space="preserve">, JS </w:t>
-            </w:r>
-            <w:proofErr w:type="spellStart"/>
-            <w:r>
-              <w:rPr>
-                <w:rFonts w:ascii="Times New Roman" w:hAnsi="Times New Roman" w:cs="Times New Roman"/>
-                <w:sz w:val="26"/>
-                <w:szCs w:val="26"/>
-              </w:rPr>
-              <w:t>cho</w:t>
-            </w:r>
-            <w:proofErr w:type="spellEnd"/>
-            <w:r>
-              <w:rPr>
-                <w:rFonts w:ascii="Times New Roman" w:hAnsi="Times New Roman" w:cs="Times New Roman"/>
-                <w:sz w:val="26"/>
-                <w:szCs w:val="26"/>
-              </w:rPr>
-              <w:t xml:space="preserve"> </w:t>
-            </w:r>
-            <w:proofErr w:type="spellStart"/>
-            <w:r>
-              <w:rPr>
-                <w:rFonts w:ascii="Times New Roman" w:hAnsi="Times New Roman" w:cs="Times New Roman"/>
-                <w:sz w:val="26"/>
-                <w:szCs w:val="26"/>
-              </w:rPr>
-              <w:t>giao</w:t>
-            </w:r>
-            <w:proofErr w:type="spellEnd"/>
-            <w:r>
-              <w:rPr>
-                <w:rFonts w:ascii="Times New Roman" w:hAnsi="Times New Roman" w:cs="Times New Roman"/>
-                <w:sz w:val="26"/>
-                <w:szCs w:val="26"/>
-              </w:rPr>
-              <w:t xml:space="preserve"> </w:t>
-            </w:r>
-            <w:proofErr w:type="spellStart"/>
-            <w:r>
-              <w:rPr>
-                <w:rFonts w:ascii="Times New Roman" w:hAnsi="Times New Roman" w:cs="Times New Roman"/>
-                <w:sz w:val="26"/>
-                <w:szCs w:val="26"/>
-              </w:rPr>
-              <w:t>diện</w:t>
-            </w:r>
-            <w:proofErr w:type="spellEnd"/>
-            <w:r>
-              <w:rPr>
-                <w:rFonts w:ascii="Times New Roman" w:hAnsi="Times New Roman" w:cs="Times New Roman"/>
-                <w:sz w:val="26"/>
-                <w:szCs w:val="26"/>
-              </w:rPr>
-              <w:t xml:space="preserve"> </w:t>
-            </w:r>
-            <w:proofErr w:type="spellStart"/>
-            <w:r>
-              <w:rPr>
-                <w:rFonts w:ascii="Times New Roman" w:hAnsi="Times New Roman" w:cs="Times New Roman"/>
-                <w:sz w:val="26"/>
-                <w:szCs w:val="26"/>
-              </w:rPr>
-              <w:t>động</w:t>
-            </w:r>
-            <w:proofErr w:type="spellEnd"/>
-            <w:r>
-              <w:rPr>
-                <w:rFonts w:ascii="Times New Roman" w:hAnsi="Times New Roman" w:cs="Times New Roman"/>
-                <w:sz w:val="26"/>
-                <w:szCs w:val="26"/>
-              </w:rPr>
-              <w:t>.</w:t>
+              <w:t>Buổi 6 (3h): Tích hợp JQuery, JS cho giao diện động.</w:t>
             </w:r>
           </w:p>
         </w:tc>
@@ -2842,7 +1476,6 @@
                 <w:szCs w:val="26"/>
               </w:rPr>
             </w:pPr>
-            <w:proofErr w:type="spellStart"/>
             <w:r>
               <w:rPr>
                 <w:rFonts w:ascii="Times New Roman" w:hAnsi="Times New Roman" w:cs="Times New Roman"/>
@@ -2851,7 +1484,6 @@
               </w:rPr>
               <w:t>Mã</w:t>
             </w:r>
-            <w:proofErr w:type="spellEnd"/>
             <w:r>
               <w:rPr>
                 <w:rFonts w:ascii="Times New Roman" w:hAnsi="Times New Roman" w:cs="Times New Roman"/>
@@ -2875,7 +1507,6 @@
                 <w:szCs w:val="26"/>
               </w:rPr>
             </w:pPr>
-            <w:proofErr w:type="spellStart"/>
             <w:r>
               <w:rPr>
                 <w:rFonts w:ascii="Times New Roman" w:hAnsi="Times New Roman" w:cs="Times New Roman"/>
@@ -2884,7 +1515,6 @@
               </w:rPr>
               <w:t>Mã</w:t>
             </w:r>
-            <w:proofErr w:type="spellEnd"/>
             <w:r>
               <w:rPr>
                 <w:rFonts w:ascii="Times New Roman" w:hAnsi="Times New Roman" w:cs="Times New Roman"/>
@@ -2908,7 +1538,6 @@
                 <w:szCs w:val="26"/>
               </w:rPr>
             </w:pPr>
-            <w:proofErr w:type="spellStart"/>
             <w:r>
               <w:rPr>
                 <w:rFonts w:ascii="Times New Roman" w:hAnsi="Times New Roman" w:cs="Times New Roman"/>
@@ -2917,7 +1546,6 @@
               </w:rPr>
               <w:t>Đã</w:t>
             </w:r>
-            <w:proofErr w:type="spellEnd"/>
             <w:r>
               <w:rPr>
                 <w:rFonts w:ascii="Times New Roman" w:hAnsi="Times New Roman" w:cs="Times New Roman"/>
@@ -2983,7 +1611,6 @@
                 <w:szCs w:val="26"/>
               </w:rPr>
             </w:pPr>
-            <w:proofErr w:type="spellStart"/>
             <w:r>
               <w:rPr>
                 <w:rFonts w:ascii="Times New Roman" w:hAnsi="Times New Roman" w:cs="Times New Roman"/>
@@ -2992,45 +1619,24 @@
                 <w:sz w:val="26"/>
                 <w:szCs w:val="26"/>
               </w:rPr>
-              <w:t>Tuần</w:t>
-            </w:r>
-            <w:proofErr w:type="spellEnd"/>
-            <w:r>
-              <w:rPr>
-                <w:rFonts w:ascii="Times New Roman" w:hAnsi="Times New Roman" w:cs="Times New Roman"/>
-                <w:b/>
-                <w:bCs/>
-                <w:sz w:val="26"/>
-                <w:szCs w:val="26"/>
-              </w:rPr>
-              <w:t xml:space="preserve"> 4</w:t>
-            </w:r>
-          </w:p>
-          <w:p>
-            <w:pPr>
-              <w:rPr>
-                <w:rFonts w:ascii="Times New Roman" w:hAnsi="Times New Roman" w:cs="Times New Roman"/>
-                <w:sz w:val="26"/>
-                <w:szCs w:val="26"/>
-              </w:rPr>
-            </w:pPr>
-            <w:proofErr w:type="spellStart"/>
-            <w:r>
-              <w:rPr>
-                <w:rFonts w:ascii="Times New Roman" w:hAnsi="Times New Roman" w:cs="Times New Roman"/>
-                <w:sz w:val="26"/>
-                <w:szCs w:val="26"/>
-              </w:rPr>
-              <w:t>Từ</w:t>
-            </w:r>
-            <w:proofErr w:type="spellEnd"/>
-            <w:r>
-              <w:rPr>
-                <w:rFonts w:ascii="Times New Roman" w:hAnsi="Times New Roman" w:cs="Times New Roman"/>
-                <w:sz w:val="26"/>
-                <w:szCs w:val="26"/>
-              </w:rPr>
-              <w:t xml:space="preserve">: </w:t>
+              <w:t>Tuần 4</w:t>
+            </w:r>
+          </w:p>
+          <w:p>
+            <w:pPr>
+              <w:rPr>
+                <w:rFonts w:ascii="Times New Roman" w:hAnsi="Times New Roman" w:cs="Times New Roman"/>
+                <w:sz w:val="26"/>
+                <w:szCs w:val="26"/>
+              </w:rPr>
+            </w:pPr>
+            <w:r>
+              <w:rPr>
+                <w:rFonts w:ascii="Times New Roman" w:hAnsi="Times New Roman" w:cs="Times New Roman"/>
+                <w:sz w:val="26"/>
+                <w:szCs w:val="26"/>
+              </w:rPr>
+              <w:t xml:space="preserve">Từ: </w:t>
             </w:r>
             <w:r>
               <w:rPr>
@@ -3039,24 +1645,7 @@
                 <w:szCs w:val="26"/>
               </w:rPr>
               <w:br/>
-            </w:r>
-            <w:proofErr w:type="spellStart"/>
-            <w:r>
-              <w:rPr>
-                <w:rFonts w:ascii="Times New Roman" w:hAnsi="Times New Roman" w:cs="Times New Roman"/>
-                <w:sz w:val="26"/>
-                <w:szCs w:val="26"/>
-              </w:rPr>
-              <w:t>Đến</w:t>
-            </w:r>
-            <w:proofErr w:type="spellEnd"/>
-            <w:r>
-              <w:rPr>
-                <w:rFonts w:ascii="Times New Roman" w:hAnsi="Times New Roman" w:cs="Times New Roman"/>
-                <w:sz w:val="26"/>
-                <w:szCs w:val="26"/>
-              </w:rPr>
-              <w:t xml:space="preserve">: </w:t>
+              <w:t xml:space="preserve">Đến: </w:t>
             </w:r>
           </w:p>
         </w:tc>
@@ -3088,6 +1677,44 @@
                 <w:szCs w:val="26"/>
               </w:rPr>
             </w:pPr>
+            <w:r>
+              <w:rPr>
+                <w:rFonts w:ascii="Times New Roman" w:hAnsi="Times New Roman" w:cs="Times New Roman"/>
+                <w:sz w:val="26"/>
+                <w:szCs w:val="26"/>
+              </w:rPr>
+              <w:t>Buổi 7 (3h): Khởi tạo project ASP.NET Core MVC, kết nối CSDL.</w:t>
+            </w:r>
+          </w:p>
+          <w:p>
+            <w:pPr>
+              <w:numPr>
+                <w:ilvl w:val="0"/>
+                <w:numId w:val="5"/>
+              </w:numPr>
+              <w:rPr>
+                <w:rFonts w:ascii="Times New Roman" w:hAnsi="Times New Roman" w:cs="Times New Roman"/>
+                <w:sz w:val="26"/>
+                <w:szCs w:val="26"/>
+              </w:rPr>
+            </w:pPr>
+            <w:r>
+              <w:rPr>
+                <w:rFonts w:ascii="Times New Roman" w:hAnsi="Times New Roman" w:cs="Times New Roman"/>
+                <w:sz w:val="26"/>
+                <w:szCs w:val="26"/>
+              </w:rPr>
+              <w:t>Buổi</w:t>
+            </w:r>
+            <w:r>
+              <w:rPr>
+                <w:rFonts w:ascii="Times New Roman" w:hAnsi="Times New Roman" w:cs="Times New Roman"/>
+                <w:sz w:val="26"/>
+                <w:szCs w:val="26"/>
+                <w:lang w:val="vi-VN"/>
+              </w:rPr>
+              <w:t xml:space="preserve"> 8 (3h): Lập trình module CRUD cơ bản</w:t>
+            </w:r>
           </w:p>
         </w:tc>
         <w:tc>
@@ -3108,12 +1735,49 @@
           </w:tcPr>
           <w:p>
             <w:pPr>
-              <w:rPr>
-                <w:rFonts w:ascii="Times New Roman" w:hAnsi="Times New Roman" w:cs="Times New Roman"/>
-                <w:sz w:val="26"/>
-                <w:szCs w:val="26"/>
-              </w:rPr>
-            </w:pPr>
+              <w:pStyle w:val="oancuaDanhsach"/>
+              <w:numPr>
+                <w:ilvl w:val="0"/>
+                <w:numId w:val="5"/>
+              </w:numPr>
+              <w:rPr>
+                <w:rFonts w:ascii="Times New Roman" w:hAnsi="Times New Roman" w:cs="Times New Roman"/>
+                <w:sz w:val="26"/>
+                <w:szCs w:val="26"/>
+              </w:rPr>
+            </w:pPr>
+            <w:r>
+              <w:rPr>
+                <w:rFonts w:ascii="Times New Roman" w:hAnsi="Times New Roman" w:cs="Times New Roman"/>
+                <w:sz w:val="26"/>
+                <w:szCs w:val="26"/>
+                <w:lang w:val="vi-VN"/>
+              </w:rPr>
+              <w:t>Mã nguồn link git</w:t>
+            </w:r>
+          </w:p>
+          <w:p>
+            <w:pPr>
+              <w:pStyle w:val="oancuaDanhsach"/>
+              <w:numPr>
+                <w:ilvl w:val="0"/>
+                <w:numId w:val="5"/>
+              </w:numPr>
+              <w:rPr>
+                <w:rFonts w:ascii="Times New Roman" w:hAnsi="Times New Roman" w:cs="Times New Roman"/>
+                <w:sz w:val="26"/>
+                <w:szCs w:val="26"/>
+              </w:rPr>
+            </w:pPr>
+            <w:r>
+              <w:rPr>
+                <w:rFonts w:ascii="Times New Roman" w:hAnsi="Times New Roman" w:cs="Times New Roman"/>
+                <w:sz w:val="26"/>
+                <w:szCs w:val="26"/>
+                <w:lang w:val="vi-VN"/>
+              </w:rPr>
+              <w:t>Đã hoàn thành</w:t>
+            </w:r>
           </w:p>
         </w:tc>
         <w:tc>
@@ -3170,7 +1834,6 @@
                 <w:szCs w:val="26"/>
               </w:rPr>
             </w:pPr>
-            <w:proofErr w:type="spellStart"/>
             <w:r>
               <w:rPr>
                 <w:rFonts w:ascii="Times New Roman" w:hAnsi="Times New Roman" w:cs="Times New Roman"/>
@@ -3179,72 +1842,41 @@
                 <w:sz w:val="26"/>
                 <w:szCs w:val="26"/>
               </w:rPr>
-              <w:t>Tuần</w:t>
-            </w:r>
-            <w:proofErr w:type="spellEnd"/>
-            <w:r>
-              <w:rPr>
-                <w:rFonts w:ascii="Times New Roman" w:hAnsi="Times New Roman" w:cs="Times New Roman"/>
-                <w:b/>
-                <w:bCs/>
-                <w:sz w:val="26"/>
-                <w:szCs w:val="26"/>
-              </w:rPr>
-              <w:t xml:space="preserve"> 5</w:t>
-            </w:r>
-          </w:p>
-          <w:p>
-            <w:pPr>
-              <w:rPr>
-                <w:rFonts w:ascii="Times New Roman" w:hAnsi="Times New Roman" w:cs="Times New Roman"/>
-                <w:sz w:val="26"/>
-                <w:szCs w:val="26"/>
-              </w:rPr>
-            </w:pPr>
-            <w:proofErr w:type="spellStart"/>
-            <w:r>
-              <w:rPr>
-                <w:rFonts w:ascii="Times New Roman" w:hAnsi="Times New Roman" w:cs="Times New Roman"/>
-                <w:sz w:val="26"/>
-                <w:szCs w:val="26"/>
-              </w:rPr>
-              <w:t>Từ</w:t>
-            </w:r>
-            <w:proofErr w:type="spellEnd"/>
-            <w:r>
-              <w:rPr>
-                <w:rFonts w:ascii="Times New Roman" w:hAnsi="Times New Roman" w:cs="Times New Roman"/>
-                <w:sz w:val="26"/>
-                <w:szCs w:val="26"/>
-              </w:rPr>
-              <w:t xml:space="preserve">: </w:t>
-            </w:r>
-          </w:p>
-          <w:p>
-            <w:pPr>
-              <w:rPr>
-                <w:rFonts w:ascii="Times New Roman" w:hAnsi="Times New Roman" w:cs="Times New Roman"/>
-                <w:sz w:val="26"/>
-                <w:szCs w:val="26"/>
-              </w:rPr>
-            </w:pPr>
-            <w:proofErr w:type="spellStart"/>
-            <w:r>
-              <w:rPr>
-                <w:rFonts w:ascii="Times New Roman" w:hAnsi="Times New Roman" w:cs="Times New Roman"/>
-                <w:sz w:val="26"/>
-                <w:szCs w:val="26"/>
-              </w:rPr>
-              <w:t>Đến</w:t>
-            </w:r>
-            <w:proofErr w:type="spellEnd"/>
-            <w:r>
-              <w:rPr>
-                <w:rFonts w:ascii="Times New Roman" w:hAnsi="Times New Roman" w:cs="Times New Roman"/>
-                <w:sz w:val="26"/>
-                <w:szCs w:val="26"/>
-              </w:rPr>
-              <w:t xml:space="preserve">: </w:t>
+              <w:t>Tuần 5</w:t>
+            </w:r>
+          </w:p>
+          <w:p>
+            <w:pPr>
+              <w:rPr>
+                <w:rFonts w:ascii="Times New Roman" w:hAnsi="Times New Roman" w:cs="Times New Roman"/>
+                <w:sz w:val="26"/>
+                <w:szCs w:val="26"/>
+              </w:rPr>
+            </w:pPr>
+            <w:r>
+              <w:rPr>
+                <w:rFonts w:ascii="Times New Roman" w:hAnsi="Times New Roman" w:cs="Times New Roman"/>
+                <w:sz w:val="26"/>
+                <w:szCs w:val="26"/>
+              </w:rPr>
+              <w:t xml:space="preserve">Từ: </w:t>
+            </w:r>
+          </w:p>
+          <w:p>
+            <w:pPr>
+              <w:rPr>
+                <w:rFonts w:ascii="Times New Roman" w:hAnsi="Times New Roman" w:cs="Times New Roman"/>
+                <w:sz w:val="26"/>
+                <w:szCs w:val="26"/>
+              </w:rPr>
+            </w:pPr>
+            <w:r>
+              <w:rPr>
+                <w:rFonts w:ascii="Times New Roman" w:hAnsi="Times New Roman" w:cs="Times New Roman"/>
+                <w:sz w:val="26"/>
+                <w:szCs w:val="26"/>
+              </w:rPr>
+              <w:t xml:space="preserve">Đến: </w:t>
             </w:r>
           </w:p>
         </w:tc>
@@ -3266,9 +1898,10 @@
           </w:tcPr>
           <w:p>
             <w:pPr>
+              <w:pStyle w:val="oancuaDanhsach"/>
               <w:numPr>
                 <w:ilvl w:val="0"/>
-                <w:numId w:val="6"/>
+                <w:numId w:val="9"/>
               </w:numPr>
               <w:rPr>
                 <w:rFonts w:ascii="Times New Roman" w:hAnsi="Times New Roman" w:cs="Times New Roman"/>
@@ -3276,6 +1909,36 @@
                 <w:szCs w:val="26"/>
               </w:rPr>
             </w:pPr>
+            <w:r>
+              <w:rPr>
+                <w:rFonts w:ascii="Times New Roman" w:hAnsi="Times New Roman" w:cs="Times New Roman"/>
+                <w:sz w:val="26"/>
+                <w:szCs w:val="26"/>
+              </w:rPr>
+              <w:t>Buổi 9 (3h): Xây dựng module quản lý người dùng (đăng nhập, đăng ký, phân quyền).</w:t>
+            </w:r>
+          </w:p>
+          <w:p>
+            <w:pPr>
+              <w:pStyle w:val="oancuaDanhsach"/>
+              <w:numPr>
+                <w:ilvl w:val="0"/>
+                <w:numId w:val="9"/>
+              </w:numPr>
+              <w:rPr>
+                <w:rFonts w:ascii="Times New Roman" w:hAnsi="Times New Roman" w:cs="Times New Roman"/>
+                <w:sz w:val="26"/>
+                <w:szCs w:val="26"/>
+              </w:rPr>
+            </w:pPr>
+            <w:r>
+              <w:rPr>
+                <w:rFonts w:ascii="Times New Roman" w:hAnsi="Times New Roman" w:cs="Times New Roman"/>
+                <w:sz w:val="26"/>
+                <w:szCs w:val="26"/>
+              </w:rPr>
+              <w:t>Buổi 10 (3h): Lập trình các chức năng nghiệp vụ chính của hệ thống.</w:t>
+            </w:r>
           </w:p>
         </w:tc>
         <w:tc>
@@ -3297,12 +1960,67 @@
           </w:tcPr>
           <w:p>
             <w:pPr>
-              <w:rPr>
-                <w:rFonts w:ascii="Times New Roman" w:hAnsi="Times New Roman" w:cs="Times New Roman"/>
-                <w:sz w:val="26"/>
-                <w:szCs w:val="26"/>
-              </w:rPr>
-            </w:pPr>
+              <w:pStyle w:val="oancuaDanhsach"/>
+              <w:numPr>
+                <w:ilvl w:val="0"/>
+                <w:numId w:val="9"/>
+              </w:numPr>
+              <w:jc w:val="both"/>
+              <w:rPr>
+                <w:rFonts w:ascii="Times New Roman" w:hAnsi="Times New Roman" w:cs="Times New Roman"/>
+                <w:sz w:val="26"/>
+                <w:szCs w:val="26"/>
+              </w:rPr>
+            </w:pPr>
+            <w:r>
+              <w:rPr>
+                <w:rFonts w:ascii="Times New Roman" w:hAnsi="Times New Roman" w:cs="Times New Roman"/>
+                <w:sz w:val="26"/>
+                <w:szCs w:val="26"/>
+              </w:rPr>
+              <w:t>Mã</w:t>
+            </w:r>
+            <w:r>
+              <w:rPr>
+                <w:rFonts w:ascii="Times New Roman" w:hAnsi="Times New Roman" w:cs="Times New Roman"/>
+                <w:sz w:val="26"/>
+                <w:szCs w:val="26"/>
+                <w:lang w:val="vi-VN"/>
+              </w:rPr>
+              <w:t xml:space="preserve"> nguồn link git</w:t>
+            </w:r>
+          </w:p>
+          <w:p>
+            <w:pPr>
+              <w:pStyle w:val="oancuaDanhsach"/>
+              <w:numPr>
+                <w:ilvl w:val="0"/>
+                <w:numId w:val="9"/>
+              </w:numPr>
+              <w:jc w:val="both"/>
+              <w:rPr>
+                <w:rFonts w:ascii="Times New Roman" w:hAnsi="Times New Roman" w:cs="Times New Roman"/>
+                <w:sz w:val="26"/>
+                <w:szCs w:val="26"/>
+              </w:rPr>
+            </w:pPr>
+            <w:r>
+              <w:rPr>
+                <w:rFonts w:ascii="Times New Roman" w:hAnsi="Times New Roman" w:cs="Times New Roman"/>
+                <w:sz w:val="26"/>
+                <w:szCs w:val="26"/>
+              </w:rPr>
+              <w:t>Đã</w:t>
+            </w:r>
+            <w:r>
+              <w:rPr>
+                <w:rFonts w:ascii="Times New Roman" w:hAnsi="Times New Roman" w:cs="Times New Roman"/>
+                <w:sz w:val="26"/>
+                <w:szCs w:val="26"/>
+                <w:lang w:val="vi-VN"/>
+              </w:rPr>
+              <w:t xml:space="preserve"> hoàn thành</w:t>
+            </w:r>
           </w:p>
         </w:tc>
         <w:tc>
@@ -3359,7 +2077,6 @@
                 <w:szCs w:val="26"/>
               </w:rPr>
             </w:pPr>
-            <w:proofErr w:type="spellStart"/>
             <w:r>
               <w:rPr>
                 <w:rFonts w:ascii="Times New Roman" w:hAnsi="Times New Roman" w:cs="Times New Roman"/>
@@ -3368,18 +2085,7 @@
                 <w:sz w:val="26"/>
                 <w:szCs w:val="26"/>
               </w:rPr>
-              <w:t>Tuần</w:t>
-            </w:r>
-            <w:proofErr w:type="spellEnd"/>
-            <w:r>
-              <w:rPr>
-                <w:rFonts w:ascii="Times New Roman" w:hAnsi="Times New Roman" w:cs="Times New Roman"/>
-                <w:b/>
-                <w:bCs/>
-                <w:sz w:val="26"/>
-                <w:szCs w:val="26"/>
-              </w:rPr>
-              <w:t xml:space="preserve"> 6</w:t>
+              <w:t>Tuần 6</w:t>
             </w:r>
           </w:p>
           <w:p>
@@ -3391,23 +2097,13 @@
                 <w:lang w:val="vi-VN"/>
               </w:rPr>
             </w:pPr>
-            <w:proofErr w:type="spellStart"/>
-            <w:r>
-              <w:rPr>
-                <w:rFonts w:ascii="Times New Roman" w:hAnsi="Times New Roman" w:cs="Times New Roman"/>
-                <w:sz w:val="26"/>
-                <w:szCs w:val="26"/>
-              </w:rPr>
-              <w:t>Từ</w:t>
-            </w:r>
-            <w:proofErr w:type="spellEnd"/>
-            <w:r>
-              <w:rPr>
-                <w:rFonts w:ascii="Times New Roman" w:hAnsi="Times New Roman" w:cs="Times New Roman"/>
-                <w:sz w:val="26"/>
-                <w:szCs w:val="26"/>
-              </w:rPr>
-              <w:t xml:space="preserve">: </w:t>
+            <w:r>
+              <w:rPr>
+                <w:rFonts w:ascii="Times New Roman" w:hAnsi="Times New Roman" w:cs="Times New Roman"/>
+                <w:sz w:val="26"/>
+                <w:szCs w:val="26"/>
+              </w:rPr>
+              <w:t xml:space="preserve">Từ: </w:t>
             </w:r>
             <w:r>
               <w:rPr>
@@ -3416,24 +2112,7 @@
                 <w:szCs w:val="26"/>
               </w:rPr>
               <w:br/>
-            </w:r>
-            <w:proofErr w:type="spellStart"/>
-            <w:r>
-              <w:rPr>
-                <w:rFonts w:ascii="Times New Roman" w:hAnsi="Times New Roman" w:cs="Times New Roman"/>
-                <w:sz w:val="26"/>
-                <w:szCs w:val="26"/>
-              </w:rPr>
-              <w:t>Đến</w:t>
-            </w:r>
-            <w:proofErr w:type="spellEnd"/>
-            <w:r>
-              <w:rPr>
-                <w:rFonts w:ascii="Times New Roman" w:hAnsi="Times New Roman" w:cs="Times New Roman"/>
-                <w:sz w:val="26"/>
-                <w:szCs w:val="26"/>
-              </w:rPr>
-              <w:t>:</w:t>
+              <w:t>Đến:</w:t>
             </w:r>
           </w:p>
         </w:tc>
@@ -3547,7 +2226,6 @@
                 <w:szCs w:val="26"/>
               </w:rPr>
             </w:pPr>
-            <w:proofErr w:type="spellStart"/>
             <w:r>
               <w:rPr>
                 <w:rFonts w:ascii="Times New Roman" w:hAnsi="Times New Roman" w:cs="Times New Roman"/>
@@ -3556,9 +2234,8 @@
                 <w:sz w:val="26"/>
                 <w:szCs w:val="26"/>
               </w:rPr>
-              <w:t>Tuần</w:t>
-            </w:r>
-            <w:proofErr w:type="spellEnd"/>
+              <w:t xml:space="preserve">Tuần </w:t>
+            </w:r>
             <w:r>
               <w:rPr>
                 <w:rFonts w:ascii="Times New Roman" w:hAnsi="Times New Roman" w:cs="Times New Roman"/>
@@ -3567,47 +2244,27 @@
                 <w:sz w:val="26"/>
                 <w:szCs w:val="26"/>
               </w:rPr>
-              <w:t xml:space="preserve"> </w:t>
-            </w:r>
-            <w:r>
+              <w:t>7</w:t>
+            </w:r>
+          </w:p>
+          <w:p>
+            <w:pPr>
               <w:rPr>
                 <w:rFonts w:ascii="Times New Roman" w:hAnsi="Times New Roman" w:cs="Times New Roman"/>
                 <w:b/>
                 <w:bCs/>
                 <w:sz w:val="26"/>
                 <w:szCs w:val="26"/>
-              </w:rPr>
-              <w:t>7</w:t>
-            </w:r>
-          </w:p>
-          <w:p>
-            <w:pPr>
-              <w:rPr>
-                <w:rFonts w:ascii="Times New Roman" w:hAnsi="Times New Roman" w:cs="Times New Roman"/>
-                <w:b/>
-                <w:bCs/>
-                <w:sz w:val="26"/>
-                <w:szCs w:val="26"/>
                 <w:lang w:val="vi-VN"/>
               </w:rPr>
             </w:pPr>
-            <w:proofErr w:type="spellStart"/>
-            <w:r>
-              <w:rPr>
-                <w:rFonts w:ascii="Times New Roman" w:hAnsi="Times New Roman" w:cs="Times New Roman"/>
-                <w:sz w:val="26"/>
-                <w:szCs w:val="26"/>
-              </w:rPr>
-              <w:t>Từ</w:t>
-            </w:r>
-            <w:proofErr w:type="spellEnd"/>
-            <w:r>
-              <w:rPr>
-                <w:rFonts w:ascii="Times New Roman" w:hAnsi="Times New Roman" w:cs="Times New Roman"/>
-                <w:sz w:val="26"/>
-                <w:szCs w:val="26"/>
-              </w:rPr>
-              <w:t xml:space="preserve">: </w:t>
+            <w:r>
+              <w:rPr>
+                <w:rFonts w:ascii="Times New Roman" w:hAnsi="Times New Roman" w:cs="Times New Roman"/>
+                <w:sz w:val="26"/>
+                <w:szCs w:val="26"/>
+              </w:rPr>
+              <w:t xml:space="preserve">Từ: </w:t>
             </w:r>
             <w:r>
               <w:rPr>
@@ -3616,24 +2273,7 @@
                 <w:szCs w:val="26"/>
               </w:rPr>
               <w:br/>
-            </w:r>
-            <w:proofErr w:type="spellStart"/>
-            <w:r>
-              <w:rPr>
-                <w:rFonts w:ascii="Times New Roman" w:hAnsi="Times New Roman" w:cs="Times New Roman"/>
-                <w:sz w:val="26"/>
-                <w:szCs w:val="26"/>
-              </w:rPr>
-              <w:t>Đến</w:t>
-            </w:r>
-            <w:proofErr w:type="spellEnd"/>
-            <w:r>
-              <w:rPr>
-                <w:rFonts w:ascii="Times New Roman" w:hAnsi="Times New Roman" w:cs="Times New Roman"/>
-                <w:sz w:val="26"/>
-                <w:szCs w:val="26"/>
-              </w:rPr>
-              <w:t>:</w:t>
+              <w:t>Đến:</w:t>
             </w:r>
           </w:p>
         </w:tc>
@@ -3745,7 +2385,6 @@
                 <w:szCs w:val="26"/>
               </w:rPr>
             </w:pPr>
-            <w:proofErr w:type="spellStart"/>
             <w:r>
               <w:rPr>
                 <w:rFonts w:ascii="Times New Roman" w:hAnsi="Times New Roman" w:cs="Times New Roman"/>
@@ -3754,9 +2393,8 @@
                 <w:sz w:val="26"/>
                 <w:szCs w:val="26"/>
               </w:rPr>
-              <w:t>Tuần</w:t>
-            </w:r>
-            <w:proofErr w:type="spellEnd"/>
+              <w:t xml:space="preserve">Tuần </w:t>
+            </w:r>
             <w:r>
               <w:rPr>
                 <w:rFonts w:ascii="Times New Roman" w:hAnsi="Times New Roman" w:cs="Times New Roman"/>
@@ -3765,47 +2403,27 @@
                 <w:sz w:val="26"/>
                 <w:szCs w:val="26"/>
               </w:rPr>
-              <w:t xml:space="preserve"> </w:t>
-            </w:r>
-            <w:r>
+              <w:t>7,5</w:t>
+            </w:r>
+          </w:p>
+          <w:p>
+            <w:pPr>
               <w:rPr>
                 <w:rFonts w:ascii="Times New Roman" w:hAnsi="Times New Roman" w:cs="Times New Roman"/>
                 <w:b/>
                 <w:bCs/>
                 <w:sz w:val="26"/>
                 <w:szCs w:val="26"/>
-              </w:rPr>
-              <w:t>7,5</w:t>
-            </w:r>
-          </w:p>
-          <w:p>
-            <w:pPr>
-              <w:rPr>
-                <w:rFonts w:ascii="Times New Roman" w:hAnsi="Times New Roman" w:cs="Times New Roman"/>
-                <w:b/>
-                <w:bCs/>
-                <w:sz w:val="26"/>
-                <w:szCs w:val="26"/>
                 <w:lang w:val="vi-VN"/>
               </w:rPr>
             </w:pPr>
-            <w:proofErr w:type="spellStart"/>
-            <w:r>
-              <w:rPr>
-                <w:rFonts w:ascii="Times New Roman" w:hAnsi="Times New Roman" w:cs="Times New Roman"/>
-                <w:sz w:val="26"/>
-                <w:szCs w:val="26"/>
-              </w:rPr>
-              <w:t>Từ</w:t>
-            </w:r>
-            <w:proofErr w:type="spellEnd"/>
-            <w:r>
-              <w:rPr>
-                <w:rFonts w:ascii="Times New Roman" w:hAnsi="Times New Roman" w:cs="Times New Roman"/>
-                <w:sz w:val="26"/>
-                <w:szCs w:val="26"/>
-              </w:rPr>
-              <w:t xml:space="preserve">: </w:t>
+            <w:r>
+              <w:rPr>
+                <w:rFonts w:ascii="Times New Roman" w:hAnsi="Times New Roman" w:cs="Times New Roman"/>
+                <w:sz w:val="26"/>
+                <w:szCs w:val="26"/>
+              </w:rPr>
+              <w:t xml:space="preserve">Từ: </w:t>
             </w:r>
             <w:r>
               <w:rPr>
@@ -3814,24 +2432,7 @@
                 <w:szCs w:val="26"/>
               </w:rPr>
               <w:br/>
-            </w:r>
-            <w:proofErr w:type="spellStart"/>
-            <w:r>
-              <w:rPr>
-                <w:rFonts w:ascii="Times New Roman" w:hAnsi="Times New Roman" w:cs="Times New Roman"/>
-                <w:sz w:val="26"/>
-                <w:szCs w:val="26"/>
-              </w:rPr>
-              <w:t>Đến</w:t>
-            </w:r>
-            <w:proofErr w:type="spellEnd"/>
-            <w:r>
-              <w:rPr>
-                <w:rFonts w:ascii="Times New Roman" w:hAnsi="Times New Roman" w:cs="Times New Roman"/>
-                <w:sz w:val="26"/>
-                <w:szCs w:val="26"/>
-              </w:rPr>
-              <w:t>:</w:t>
+              <w:t>Đến:</w:t>
             </w:r>
           </w:p>
         </w:tc>
@@ -3946,64 +2547,8 @@
           <w:sz w:val="26"/>
           <w:szCs w:val="26"/>
         </w:rPr>
-        <w:t xml:space="preserve">Sinh </w:t>
+        <w:t>Sinh viên thực hiện</w:t>
       </w:r>
-      <w:proofErr w:type="spellStart"/>
-      <w:r>
-        <w:rPr>
-          <w:rFonts w:ascii="Times New Roman" w:hAnsi="Times New Roman" w:cs="Times New Roman"/>
-          <w:b/>
-          <w:bCs/>
-          <w:sz w:val="26"/>
-          <w:szCs w:val="26"/>
-        </w:rPr>
-        <w:t>viên</w:t>
-      </w:r>
-      <w:proofErr w:type="spellEnd"/>
-      <w:r>
-        <w:rPr>
-          <w:rFonts w:ascii="Times New Roman" w:hAnsi="Times New Roman" w:cs="Times New Roman"/>
-          <w:b/>
-          <w:bCs/>
-          <w:sz w:val="26"/>
-          <w:szCs w:val="26"/>
-        </w:rPr>
-        <w:t xml:space="preserve"> </w:t>
-      </w:r>
-      <w:proofErr w:type="spellStart"/>
-      <w:r>
-        <w:rPr>
-          <w:rFonts w:ascii="Times New Roman" w:hAnsi="Times New Roman" w:cs="Times New Roman"/>
-          <w:b/>
-          <w:bCs/>
-          <w:sz w:val="26"/>
-          <w:szCs w:val="26"/>
-        </w:rPr>
-        <w:t>thực</w:t>
-      </w:r>
-      <w:proofErr w:type="spellEnd"/>
-      <w:r>
-        <w:rPr>
-          <w:rFonts w:ascii="Times New Roman" w:hAnsi="Times New Roman" w:cs="Times New Roman"/>
-          <w:b/>
-          <w:bCs/>
-          <w:sz w:val="26"/>
-          <w:szCs w:val="26"/>
-        </w:rPr>
-        <w:t xml:space="preserve"> </w:t>
-      </w:r>
-      <w:proofErr w:type="spellStart"/>
-      <w:r>
-        <w:rPr>
-          <w:rFonts w:ascii="Times New Roman" w:hAnsi="Times New Roman" w:cs="Times New Roman"/>
-          <w:b/>
-          <w:bCs/>
-          <w:sz w:val="26"/>
-          <w:szCs w:val="26"/>
-        </w:rPr>
-        <w:t>hiện</w:t>
-      </w:r>
-      <w:proofErr w:type="spellEnd"/>
     </w:p>
     <w:p>
       <w:pPr>
@@ -4023,117 +2568,7 @@
           <w:sz w:val="26"/>
           <w:szCs w:val="26"/>
         </w:rPr>
-        <w:t>(</w:t>
-      </w:r>
-      <w:proofErr w:type="spellStart"/>
-      <w:r>
-        <w:rPr>
-          <w:rFonts w:ascii="Times New Roman" w:hAnsi="Times New Roman" w:cs="Times New Roman"/>
-          <w:i/>
-          <w:iCs/>
-          <w:sz w:val="26"/>
-          <w:szCs w:val="26"/>
-        </w:rPr>
-        <w:t>Ký</w:t>
-      </w:r>
-      <w:proofErr w:type="spellEnd"/>
-      <w:r>
-        <w:rPr>
-          <w:rFonts w:ascii="Times New Roman" w:hAnsi="Times New Roman" w:cs="Times New Roman"/>
-          <w:i/>
-          <w:iCs/>
-          <w:sz w:val="26"/>
-          <w:szCs w:val="26"/>
-        </w:rPr>
-        <w:t xml:space="preserve">, </w:t>
-      </w:r>
-      <w:proofErr w:type="spellStart"/>
-      <w:r>
-        <w:rPr>
-          <w:rFonts w:ascii="Times New Roman" w:hAnsi="Times New Roman" w:cs="Times New Roman"/>
-          <w:i/>
-          <w:iCs/>
-          <w:sz w:val="26"/>
-          <w:szCs w:val="26"/>
-        </w:rPr>
-        <w:t>ghi</w:t>
-      </w:r>
-      <w:proofErr w:type="spellEnd"/>
-      <w:r>
-        <w:rPr>
-          <w:rFonts w:ascii="Times New Roman" w:hAnsi="Times New Roman" w:cs="Times New Roman"/>
-          <w:i/>
-          <w:iCs/>
-          <w:sz w:val="26"/>
-          <w:szCs w:val="26"/>
-        </w:rPr>
-        <w:t xml:space="preserve"> </w:t>
-      </w:r>
-      <w:proofErr w:type="spellStart"/>
-      <w:r>
-        <w:rPr>
-          <w:rFonts w:ascii="Times New Roman" w:hAnsi="Times New Roman" w:cs="Times New Roman"/>
-          <w:i/>
-          <w:iCs/>
-          <w:sz w:val="26"/>
-          <w:szCs w:val="26"/>
-        </w:rPr>
-        <w:t>rõ</w:t>
-      </w:r>
-      <w:proofErr w:type="spellEnd"/>
-      <w:r>
-        <w:rPr>
-          <w:rFonts w:ascii="Times New Roman" w:hAnsi="Times New Roman" w:cs="Times New Roman"/>
-          <w:i/>
-          <w:iCs/>
-          <w:sz w:val="26"/>
-          <w:szCs w:val="26"/>
-        </w:rPr>
-        <w:t xml:space="preserve"> </w:t>
-      </w:r>
-      <w:proofErr w:type="spellStart"/>
-      <w:r>
-        <w:rPr>
-          <w:rFonts w:ascii="Times New Roman" w:hAnsi="Times New Roman" w:cs="Times New Roman"/>
-          <w:i/>
-          <w:iCs/>
-          <w:sz w:val="26"/>
-          <w:szCs w:val="26"/>
-        </w:rPr>
-        <w:t>họ</w:t>
-      </w:r>
-      <w:proofErr w:type="spellEnd"/>
-      <w:r>
-        <w:rPr>
-          <w:rFonts w:ascii="Times New Roman" w:hAnsi="Times New Roman" w:cs="Times New Roman"/>
-          <w:i/>
-          <w:iCs/>
-          <w:sz w:val="26"/>
-          <w:szCs w:val="26"/>
-        </w:rPr>
-        <w:t xml:space="preserve"> </w:t>
-      </w:r>
-      <w:proofErr w:type="spellStart"/>
-      <w:r>
-        <w:rPr>
-          <w:rFonts w:ascii="Times New Roman" w:hAnsi="Times New Roman" w:cs="Times New Roman"/>
-          <w:i/>
-          <w:iCs/>
-          <w:sz w:val="26"/>
-          <w:szCs w:val="26"/>
-        </w:rPr>
-        <w:t>tên</w:t>
-      </w:r>
-      <w:proofErr w:type="spellEnd"/>
-      <w:r>
-        <w:rPr>
-          <w:rFonts w:ascii="Times New Roman" w:hAnsi="Times New Roman" w:cs="Times New Roman"/>
-          <w:i/>
-          <w:iCs/>
-          <w:sz w:val="26"/>
-          <w:szCs w:val="26"/>
-        </w:rPr>
-        <w:t>)</w:t>
+        <w:t>(Ký, ghi rõ họ tên)</w:t>
       </w:r>
     </w:p>
     <w:p>
@@ -4858,6 +3293,119 @@
     </w:lvl>
   </w:abstractNum>
   <w:abstractNum w:abstractNumId="4" w15:restartNumberingAfterBreak="0">
+    <w:nsid w:val="581B3F24"/>
+    <w:multiLevelType w:val="hybridMultilevel"/>
+    <w:tmpl w:val="90C0ADFA"/>
+    <w:lvl w:ilvl="0" w:tplc="042A0001">
+      <w:start w:val="1"/>
+      <w:numFmt w:val="bullet"/>
+      <w:lvlText w:val=""/>
+      <w:lvlJc w:val="left"/>
+      <w:pPr>
+        <w:ind w:left="1080" w:hanging="360"/>
+      </w:pPr>
+      <w:rPr>
+        <w:rFonts w:ascii="Symbol" w:hAnsi="Symbol" w:hint="default"/>
+      </w:rPr>
+    </w:lvl>
+    <w:lvl w:ilvl="1" w:tplc="042A0003" w:tentative="1">
+      <w:start w:val="1"/>
+      <w:numFmt w:val="bullet"/>
+      <w:lvlText w:val="o"/>
+      <w:lvlJc w:val="left"/>
+      <w:pPr>
+        <w:ind w:left="1800" w:hanging="360"/>
+      </w:pPr>
+      <w:rPr>
+        <w:rFonts w:ascii="Courier New" w:hAnsi="Courier New" w:cs="Courier New" w:hint="default"/>
+      </w:rPr>
+    </w:lvl>
+    <w:lvl w:ilvl="2" w:tplc="042A0005" w:tentative="1">
+      <w:start w:val="1"/>
+      <w:numFmt w:val="bullet"/>
+      <w:lvlText w:val=""/>
+      <w:lvlJc w:val="left"/>
+      <w:pPr>
+        <w:ind w:left="2520" w:hanging="360"/>
+      </w:pPr>
+      <w:rPr>
+        <w:rFonts w:ascii="Wingdings" w:hAnsi="Wingdings" w:hint="default"/>
+      </w:rPr>
+    </w:lvl>
+    <w:lvl w:ilvl="3" w:tplc="042A0001" w:tentative="1">
+      <w:start w:val="1"/>
+      <w:numFmt w:val="bullet"/>
+      <w:lvlText w:val=""/>
+      <w:lvlJc w:val="left"/>
+      <w:pPr>
+        <w:ind w:left="3240" w:hanging="360"/>
+      </w:pPr>
+      <w:rPr>
+        <w:rFonts w:ascii="Symbol" w:hAnsi="Symbol" w:hint="default"/>
+      </w:rPr>
+    </w:lvl>
+    <w:lvl w:ilvl="4" w:tplc="042A0003" w:tentative="1">
+      <w:start w:val="1"/>
+      <w:numFmt w:val="bullet"/>
+      <w:lvlText w:val="o"/>
+      <w:lvlJc w:val="left"/>
+      <w:pPr>
+        <w:ind w:left="3960" w:hanging="360"/>
+      </w:pPr>
+      <w:rPr>
+        <w:rFonts w:ascii="Courier New" w:hAnsi="Courier New" w:cs="Courier New" w:hint="default"/>
+      </w:rPr>
+    </w:lvl>
+    <w:lvl w:ilvl="5" w:tplc="042A0005" w:tentative="1">
+      <w:start w:val="1"/>
+      <w:numFmt w:val="bullet"/>
+      <w:lvlText w:val=""/>
+      <w:lvlJc w:val="left"/>
+      <w:pPr>
+        <w:ind w:left="4680" w:hanging="360"/>
+      </w:pPr>
+      <w:rPr>
+        <w:rFonts w:ascii="Wingdings" w:hAnsi="Wingdings" w:hint="default"/>
+      </w:rPr>
+    </w:lvl>
+    <w:lvl w:ilvl="6" w:tplc="042A0001" w:tentative="1">
+      <w:start w:val="1"/>
+      <w:numFmt w:val="bullet"/>
+      <w:lvlText w:val=""/>
+      <w:lvlJc w:val="left"/>
+      <w:pPr>
+        <w:ind w:left="5400" w:hanging="360"/>
+      </w:pPr>
+      <w:rPr>
+        <w:rFonts w:ascii="Symbol" w:hAnsi="Symbol" w:hint="default"/>
+      </w:rPr>
+    </w:lvl>
+    <w:lvl w:ilvl="7" w:tplc="042A0003" w:tentative="1">
+      <w:start w:val="1"/>
+      <w:numFmt w:val="bullet"/>
+      <w:lvlText w:val="o"/>
+      <w:lvlJc w:val="left"/>
+      <w:pPr>
+        <w:ind w:left="6120" w:hanging="360"/>
+      </w:pPr>
+      <w:rPr>
+        <w:rFonts w:ascii="Courier New" w:hAnsi="Courier New" w:cs="Courier New" w:hint="default"/>
+      </w:rPr>
+    </w:lvl>
+    <w:lvl w:ilvl="8" w:tplc="042A0005" w:tentative="1">
+      <w:start w:val="1"/>
+      <w:numFmt w:val="bullet"/>
+      <w:lvlText w:val=""/>
+      <w:lvlJc w:val="left"/>
+      <w:pPr>
+        <w:ind w:left="6840" w:hanging="360"/>
+      </w:pPr>
+      <w:rPr>
+        <w:rFonts w:ascii="Wingdings" w:hAnsi="Wingdings" w:hint="default"/>
+      </w:rPr>
+    </w:lvl>
+  </w:abstractNum>
+  <w:abstractNum w:abstractNumId="5" w15:restartNumberingAfterBreak="0">
     <w:nsid w:val="5B53598B"/>
     <w:multiLevelType w:val="multilevel"/>
     <w:tmpl w:val="D62E37EA"/>
@@ -5006,7 +3554,7 @@
       </w:rPr>
     </w:lvl>
   </w:abstractNum>
-  <w:abstractNum w:abstractNumId="5" w15:restartNumberingAfterBreak="0">
+  <w:abstractNum w:abstractNumId="6" w15:restartNumberingAfterBreak="0">
     <w:nsid w:val="6AE232B2"/>
     <w:multiLevelType w:val="multilevel"/>
     <w:tmpl w:val="36C48E44"/>
@@ -5155,7 +3703,7 @@
       </w:rPr>
     </w:lvl>
   </w:abstractNum>
-  <w:abstractNum w:abstractNumId="6" w15:restartNumberingAfterBreak="0">
+  <w:abstractNum w:abstractNumId="7" w15:restartNumberingAfterBreak="0">
     <w:nsid w:val="6FF55DEE"/>
     <w:multiLevelType w:val="hybridMultilevel"/>
     <w:tmpl w:val="0720C834"/>
@@ -5268,7 +3816,7 @@
       </w:rPr>
     </w:lvl>
   </w:abstractNum>
-  <w:abstractNum w:abstractNumId="7" w15:restartNumberingAfterBreak="0">
+  <w:abstractNum w:abstractNumId="8" w15:restartNumberingAfterBreak="0">
     <w:nsid w:val="7D4C2A0B"/>
     <w:multiLevelType w:val="multilevel"/>
     <w:tmpl w:val="4288A9A0"/>
@@ -5418,13 +3966,13 @@
     </w:lvl>
   </w:abstractNum>
   <w:num w:numId="1" w16cid:durableId="926309303">
-    <w:abstractNumId w:val="4"/>
+    <w:abstractNumId w:val="5"/>
   </w:num>
   <w:num w:numId="2" w16cid:durableId="1050228265">
     <w:abstractNumId w:val="3"/>
   </w:num>
   <w:num w:numId="3" w16cid:durableId="2069376931">
-    <w:abstractNumId w:val="7"/>
+    <w:abstractNumId w:val="8"/>
   </w:num>
   <w:num w:numId="4" w16cid:durableId="298267312">
     <w:abstractNumId w:val="1"/>
@@ -5436,10 +3984,13 @@
     <w:abstractNumId w:val="0"/>
   </w:num>
   <w:num w:numId="7" w16cid:durableId="536042026">
-    <w:abstractNumId w:val="5"/>
+    <w:abstractNumId w:val="6"/>
   </w:num>
   <w:num w:numId="8" w16cid:durableId="1459370800">
-    <w:abstractNumId w:val="6"/>
+    <w:abstractNumId w:val="7"/>
+  </w:num>
+  <w:num w:numId="9" w16cid:durableId="1669749090">
+    <w:abstractNumId w:val="4"/>
   </w:num>
 </w:numbering>
 </file>

--- a/Project2/NguyenVanKien_2310900054_ttcd_prj2.docx
+++ b/Project2/NguyenVanKien_2310900054_ttcd_prj2.docx
@@ -2134,16 +2134,51 @@
           </w:tcPr>
           <w:p>
             <w:pPr>
+              <w:pStyle w:val="oancuaDanhsach"/>
               <w:numPr>
                 <w:ilvl w:val="0"/>
-                <w:numId w:val="7"/>
+                <w:numId w:val="11"/>
               </w:numPr>
               <w:rPr>
                 <w:rFonts w:ascii="Times New Roman" w:hAnsi="Times New Roman" w:cs="Times New Roman"/>
                 <w:sz w:val="26"/>
                 <w:szCs w:val="26"/>
-              </w:rPr>
-            </w:pPr>
+                <w:lang w:val="vi-VN"/>
+              </w:rPr>
+            </w:pPr>
+            <w:r>
+              <w:rPr>
+                <w:rFonts w:ascii="Times New Roman" w:hAnsi="Times New Roman" w:cs="Times New Roman"/>
+                <w:sz w:val="26"/>
+                <w:szCs w:val="26"/>
+                <w:lang w:val="vi-VN"/>
+              </w:rPr>
+              <w:t>Buổi 11 (3h): Tích hợp frontend với backend, xử lý giao diện động.</w:t>
+            </w:r>
+          </w:p>
+          <w:p>
+            <w:pPr>
+              <w:pStyle w:val="oancuaDanhsach"/>
+              <w:numPr>
+                <w:ilvl w:val="0"/>
+                <w:numId w:val="11"/>
+              </w:numPr>
+              <w:rPr>
+                <w:rFonts w:ascii="Times New Roman" w:hAnsi="Times New Roman" w:cs="Times New Roman"/>
+                <w:sz w:val="26"/>
+                <w:szCs w:val="26"/>
+                <w:lang w:val="vi-VN"/>
+              </w:rPr>
+            </w:pPr>
+            <w:r>
+              <w:rPr>
+                <w:rFonts w:ascii="Times New Roman" w:hAnsi="Times New Roman" w:cs="Times New Roman"/>
+                <w:sz w:val="26"/>
+                <w:szCs w:val="26"/>
+                <w:lang w:val="vi-VN"/>
+              </w:rPr>
+              <w:t>Buổi 12 (3h): Kiểm thử, tối ưu và hoàn thiện chức năng.</w:t>
+            </w:r>
           </w:p>
         </w:tc>
         <w:tc>
@@ -2165,12 +2200,59 @@
           </w:tcPr>
           <w:p>
             <w:pPr>
-              <w:rPr>
-                <w:rFonts w:ascii="Times New Roman" w:hAnsi="Times New Roman" w:cs="Times New Roman"/>
-                <w:sz w:val="26"/>
-                <w:szCs w:val="26"/>
-              </w:rPr>
-            </w:pPr>
+              <w:pStyle w:val="oancuaDanhsach"/>
+              <w:numPr>
+                <w:ilvl w:val="0"/>
+                <w:numId w:val="11"/>
+              </w:numPr>
+              <w:rPr>
+                <w:rFonts w:ascii="Times New Roman" w:hAnsi="Times New Roman" w:cs="Times New Roman"/>
+                <w:sz w:val="26"/>
+                <w:szCs w:val="26"/>
+                <w:lang w:val="vi-VN"/>
+              </w:rPr>
+            </w:pPr>
+            <w:r>
+              <w:rPr>
+                <w:rFonts w:ascii="Times New Roman" w:hAnsi="Times New Roman" w:cs="Times New Roman"/>
+                <w:sz w:val="26"/>
+                <w:szCs w:val="26"/>
+              </w:rPr>
+              <w:t>Mã</w:t>
+            </w:r>
+            <w:r>
+              <w:rPr>
+                <w:rFonts w:ascii="Times New Roman" w:hAnsi="Times New Roman" w:cs="Times New Roman"/>
+                <w:sz w:val="26"/>
+                <w:szCs w:val="26"/>
+                <w:lang w:val="vi-VN"/>
+              </w:rPr>
+              <w:t xml:space="preserve"> nguồn link git</w:t>
+            </w:r>
+          </w:p>
+          <w:p>
+            <w:pPr>
+              <w:pStyle w:val="oancuaDanhsach"/>
+              <w:numPr>
+                <w:ilvl w:val="0"/>
+                <w:numId w:val="11"/>
+              </w:numPr>
+              <w:rPr>
+                <w:rFonts w:ascii="Times New Roman" w:hAnsi="Times New Roman" w:cs="Times New Roman"/>
+                <w:sz w:val="26"/>
+                <w:szCs w:val="26"/>
+                <w:lang w:val="vi-VN"/>
+              </w:rPr>
+            </w:pPr>
+            <w:r>
+              <w:rPr>
+                <w:rFonts w:ascii="Times New Roman" w:hAnsi="Times New Roman" w:cs="Times New Roman"/>
+                <w:sz w:val="26"/>
+                <w:szCs w:val="26"/>
+                <w:lang w:val="vi-VN"/>
+              </w:rPr>
+              <w:t>Đã hoàn thành</w:t>
+            </w:r>
           </w:p>
         </w:tc>
         <w:tc>
@@ -2196,6 +2278,7 @@
                 <w:rFonts w:ascii="Times New Roman" w:hAnsi="Times New Roman" w:cs="Times New Roman"/>
                 <w:sz w:val="26"/>
                 <w:szCs w:val="26"/>
+                <w:lang w:val="vi-VN"/>
               </w:rPr>
             </w:pPr>
           </w:p>
@@ -2568,6 +2651,7 @@
           <w:sz w:val="26"/>
           <w:szCs w:val="26"/>
         </w:rPr>
+        <w:lastRenderedPageBreak/>
         <w:t>(Ký, ghi rõ họ tên)</w:t>
       </w:r>
     </w:p>
@@ -3965,6 +4049,232 @@
       </w:rPr>
     </w:lvl>
   </w:abstractNum>
+  <w:abstractNum w:abstractNumId="9" w15:restartNumberingAfterBreak="0">
+    <w:nsid w:val="7DC535FE"/>
+    <w:multiLevelType w:val="hybridMultilevel"/>
+    <w:tmpl w:val="A8D20DAE"/>
+    <w:lvl w:ilvl="0" w:tplc="042A0001">
+      <w:start w:val="1"/>
+      <w:numFmt w:val="bullet"/>
+      <w:lvlText w:val=""/>
+      <w:lvlJc w:val="left"/>
+      <w:pPr>
+        <w:ind w:left="1080" w:hanging="360"/>
+      </w:pPr>
+      <w:rPr>
+        <w:rFonts w:ascii="Symbol" w:hAnsi="Symbol" w:hint="default"/>
+      </w:rPr>
+    </w:lvl>
+    <w:lvl w:ilvl="1" w:tplc="042A0003" w:tentative="1">
+      <w:start w:val="1"/>
+      <w:numFmt w:val="bullet"/>
+      <w:lvlText w:val="o"/>
+      <w:lvlJc w:val="left"/>
+      <w:pPr>
+        <w:ind w:left="1800" w:hanging="360"/>
+      </w:pPr>
+      <w:rPr>
+        <w:rFonts w:ascii="Courier New" w:hAnsi="Courier New" w:cs="Courier New" w:hint="default"/>
+      </w:rPr>
+    </w:lvl>
+    <w:lvl w:ilvl="2" w:tplc="042A0005" w:tentative="1">
+      <w:start w:val="1"/>
+      <w:numFmt w:val="bullet"/>
+      <w:lvlText w:val=""/>
+      <w:lvlJc w:val="left"/>
+      <w:pPr>
+        <w:ind w:left="2520" w:hanging="360"/>
+      </w:pPr>
+      <w:rPr>
+        <w:rFonts w:ascii="Wingdings" w:hAnsi="Wingdings" w:hint="default"/>
+      </w:rPr>
+    </w:lvl>
+    <w:lvl w:ilvl="3" w:tplc="042A0001" w:tentative="1">
+      <w:start w:val="1"/>
+      <w:numFmt w:val="bullet"/>
+      <w:lvlText w:val=""/>
+      <w:lvlJc w:val="left"/>
+      <w:pPr>
+        <w:ind w:left="3240" w:hanging="360"/>
+      </w:pPr>
+      <w:rPr>
+        <w:rFonts w:ascii="Symbol" w:hAnsi="Symbol" w:hint="default"/>
+      </w:rPr>
+    </w:lvl>
+    <w:lvl w:ilvl="4" w:tplc="042A0003" w:tentative="1">
+      <w:start w:val="1"/>
+      <w:numFmt w:val="bullet"/>
+      <w:lvlText w:val="o"/>
+      <w:lvlJc w:val="left"/>
+      <w:pPr>
+        <w:ind w:left="3960" w:hanging="360"/>
+      </w:pPr>
+      <w:rPr>
+        <w:rFonts w:ascii="Courier New" w:hAnsi="Courier New" w:cs="Courier New" w:hint="default"/>
+      </w:rPr>
+    </w:lvl>
+    <w:lvl w:ilvl="5" w:tplc="042A0005" w:tentative="1">
+      <w:start w:val="1"/>
+      <w:numFmt w:val="bullet"/>
+      <w:lvlText w:val=""/>
+      <w:lvlJc w:val="left"/>
+      <w:pPr>
+        <w:ind w:left="4680" w:hanging="360"/>
+      </w:pPr>
+      <w:rPr>
+        <w:rFonts w:ascii="Wingdings" w:hAnsi="Wingdings" w:hint="default"/>
+      </w:rPr>
+    </w:lvl>
+    <w:lvl w:ilvl="6" w:tplc="042A0001" w:tentative="1">
+      <w:start w:val="1"/>
+      <w:numFmt w:val="bullet"/>
+      <w:lvlText w:val=""/>
+      <w:lvlJc w:val="left"/>
+      <w:pPr>
+        <w:ind w:left="5400" w:hanging="360"/>
+      </w:pPr>
+      <w:rPr>
+        <w:rFonts w:ascii="Symbol" w:hAnsi="Symbol" w:hint="default"/>
+      </w:rPr>
+    </w:lvl>
+    <w:lvl w:ilvl="7" w:tplc="042A0003" w:tentative="1">
+      <w:start w:val="1"/>
+      <w:numFmt w:val="bullet"/>
+      <w:lvlText w:val="o"/>
+      <w:lvlJc w:val="left"/>
+      <w:pPr>
+        <w:ind w:left="6120" w:hanging="360"/>
+      </w:pPr>
+      <w:rPr>
+        <w:rFonts w:ascii="Courier New" w:hAnsi="Courier New" w:cs="Courier New" w:hint="default"/>
+      </w:rPr>
+    </w:lvl>
+    <w:lvl w:ilvl="8" w:tplc="042A0005" w:tentative="1">
+      <w:start w:val="1"/>
+      <w:numFmt w:val="bullet"/>
+      <w:lvlText w:val=""/>
+      <w:lvlJc w:val="left"/>
+      <w:pPr>
+        <w:ind w:left="6840" w:hanging="360"/>
+      </w:pPr>
+      <w:rPr>
+        <w:rFonts w:ascii="Wingdings" w:hAnsi="Wingdings" w:hint="default"/>
+      </w:rPr>
+    </w:lvl>
+  </w:abstractNum>
+  <w:abstractNum w:abstractNumId="10" w15:restartNumberingAfterBreak="0">
+    <w:nsid w:val="7F7F1152"/>
+    <w:multiLevelType w:val="hybridMultilevel"/>
+    <w:tmpl w:val="4E1CED6C"/>
+    <w:lvl w:ilvl="0" w:tplc="042A0001">
+      <w:start w:val="1"/>
+      <w:numFmt w:val="bullet"/>
+      <w:lvlText w:val=""/>
+      <w:lvlJc w:val="left"/>
+      <w:pPr>
+        <w:ind w:left="1080" w:hanging="360"/>
+      </w:pPr>
+      <w:rPr>
+        <w:rFonts w:ascii="Symbol" w:hAnsi="Symbol" w:hint="default"/>
+      </w:rPr>
+    </w:lvl>
+    <w:lvl w:ilvl="1" w:tplc="042A0003" w:tentative="1">
+      <w:start w:val="1"/>
+      <w:numFmt w:val="bullet"/>
+      <w:lvlText w:val="o"/>
+      <w:lvlJc w:val="left"/>
+      <w:pPr>
+        <w:ind w:left="1800" w:hanging="360"/>
+      </w:pPr>
+      <w:rPr>
+        <w:rFonts w:ascii="Courier New" w:hAnsi="Courier New" w:cs="Courier New" w:hint="default"/>
+      </w:rPr>
+    </w:lvl>
+    <w:lvl w:ilvl="2" w:tplc="042A0005" w:tentative="1">
+      <w:start w:val="1"/>
+      <w:numFmt w:val="bullet"/>
+      <w:lvlText w:val=""/>
+      <w:lvlJc w:val="left"/>
+      <w:pPr>
+        <w:ind w:left="2520" w:hanging="360"/>
+      </w:pPr>
+      <w:rPr>
+        <w:rFonts w:ascii="Wingdings" w:hAnsi="Wingdings" w:hint="default"/>
+      </w:rPr>
+    </w:lvl>
+    <w:lvl w:ilvl="3" w:tplc="042A0001" w:tentative="1">
+      <w:start w:val="1"/>
+      <w:numFmt w:val="bullet"/>
+      <w:lvlText w:val=""/>
+      <w:lvlJc w:val="left"/>
+      <w:pPr>
+        <w:ind w:left="3240" w:hanging="360"/>
+      </w:pPr>
+      <w:rPr>
+        <w:rFonts w:ascii="Symbol" w:hAnsi="Symbol" w:hint="default"/>
+      </w:rPr>
+    </w:lvl>
+    <w:lvl w:ilvl="4" w:tplc="042A0003" w:tentative="1">
+      <w:start w:val="1"/>
+      <w:numFmt w:val="bullet"/>
+      <w:lvlText w:val="o"/>
+      <w:lvlJc w:val="left"/>
+      <w:pPr>
+        <w:ind w:left="3960" w:hanging="360"/>
+      </w:pPr>
+      <w:rPr>
+        <w:rFonts w:ascii="Courier New" w:hAnsi="Courier New" w:cs="Courier New" w:hint="default"/>
+      </w:rPr>
+    </w:lvl>
+    <w:lvl w:ilvl="5" w:tplc="042A0005" w:tentative="1">
+      <w:start w:val="1"/>
+      <w:numFmt w:val="bullet"/>
+      <w:lvlText w:val=""/>
+      <w:lvlJc w:val="left"/>
+      <w:pPr>
+        <w:ind w:left="4680" w:hanging="360"/>
+      </w:pPr>
+      <w:rPr>
+        <w:rFonts w:ascii="Wingdings" w:hAnsi="Wingdings" w:hint="default"/>
+      </w:rPr>
+    </w:lvl>
+    <w:lvl w:ilvl="6" w:tplc="042A0001" w:tentative="1">
+      <w:start w:val="1"/>
+      <w:numFmt w:val="bullet"/>
+      <w:lvlText w:val=""/>
+      <w:lvlJc w:val="left"/>
+      <w:pPr>
+        <w:ind w:left="5400" w:hanging="360"/>
+      </w:pPr>
+      <w:rPr>
+        <w:rFonts w:ascii="Symbol" w:hAnsi="Symbol" w:hint="default"/>
+      </w:rPr>
+    </w:lvl>
+    <w:lvl w:ilvl="7" w:tplc="042A0003" w:tentative="1">
+      <w:start w:val="1"/>
+      <w:numFmt w:val="bullet"/>
+      <w:lvlText w:val="o"/>
+      <w:lvlJc w:val="left"/>
+      <w:pPr>
+        <w:ind w:left="6120" w:hanging="360"/>
+      </w:pPr>
+      <w:rPr>
+        <w:rFonts w:ascii="Courier New" w:hAnsi="Courier New" w:cs="Courier New" w:hint="default"/>
+      </w:rPr>
+    </w:lvl>
+    <w:lvl w:ilvl="8" w:tplc="042A0005" w:tentative="1">
+      <w:start w:val="1"/>
+      <w:numFmt w:val="bullet"/>
+      <w:lvlText w:val=""/>
+      <w:lvlJc w:val="left"/>
+      <w:pPr>
+        <w:ind w:left="6840" w:hanging="360"/>
+      </w:pPr>
+      <w:rPr>
+        <w:rFonts w:ascii="Wingdings" w:hAnsi="Wingdings" w:hint="default"/>
+      </w:rPr>
+    </w:lvl>
+  </w:abstractNum>
   <w:num w:numId="1" w16cid:durableId="926309303">
     <w:abstractNumId w:val="5"/>
   </w:num>
@@ -3991,6 +4301,12 @@
   </w:num>
   <w:num w:numId="9" w16cid:durableId="1669749090">
     <w:abstractNumId w:val="4"/>
+  </w:num>
+  <w:num w:numId="10" w16cid:durableId="312763084">
+    <w:abstractNumId w:val="10"/>
+  </w:num>
+  <w:num w:numId="11" w16cid:durableId="1949654398">
+    <w:abstractNumId w:val="9"/>
   </w:num>
 </w:numbering>
 </file>
